--- a/lessons/6-7/downloads/reveal/teacher/6.7-session-1-prerequisite-practice-b.docx
+++ b/lessons/6-7/downloads/reveal/teacher/6.7-session-1-prerequisite-practice-b.docx
@@ -15,10 +15,28 @@
         <w:rPr>
           <w:rFonts w:ascii="Avenir Next" w:hAnsi="Avenir Next" w:cs="Avenir Next" w:eastAsia="Avenir Next"/>
           <w:color w:val="1A1A1A"/>
+          <w:sz w:val="22"/>
+          <w:szCs w:val="20"/>
+        </w:rPr>
+        <w:t xml:space="preserve">Name</w:t>
+      </w:r>
+      <w:r>
+        <w:rPr>
+          <w:rFonts w:ascii="Avenir Next" w:hAnsi="Avenir Next" w:cs="Avenir Next" w:eastAsia="Avenir Next"/>
+          <w:color w:val="1A1A1A"/>
           <w:sz w:val="20"/>
           <w:szCs w:val="20"/>
         </w:rPr>
-        <w:t xml:space="preserve">Name</w:t>
+        <w:tab/>
+      </w:r>
+      <w:r>
+        <w:rPr>
+          <w:rFonts w:ascii="Avenir Next" w:hAnsi="Avenir Next" w:cs="Avenir Next" w:eastAsia="Avenir Next"/>
+          <w:color w:val="1A1A1A"/>
+          <w:sz w:val="22"/>
+          <w:szCs w:val="20"/>
+        </w:rPr>
+        <w:t xml:space="preserve">   Date</w:t>
       </w:r>
       <w:r>
         <w:rPr>
@@ -33,25 +51,7 @@
         <w:rPr>
           <w:rFonts w:ascii="Avenir Next" w:hAnsi="Avenir Next" w:cs="Avenir Next" w:eastAsia="Avenir Next"/>
           <w:color w:val="1A1A1A"/>
-          <w:sz w:val="20"/>
-          <w:szCs w:val="20"/>
-        </w:rPr>
-        <w:t xml:space="preserve">   Date</w:t>
-      </w:r>
-      <w:r>
-        <w:rPr>
-          <w:rFonts w:ascii="Avenir Next" w:hAnsi="Avenir Next" w:cs="Avenir Next" w:eastAsia="Avenir Next"/>
-          <w:color w:val="1A1A1A"/>
-          <w:sz w:val="20"/>
-          <w:szCs w:val="20"/>
-        </w:rPr>
-        <w:tab/>
-      </w:r>
-      <w:r>
-        <w:rPr>
-          <w:rFonts w:ascii="Avenir Next" w:hAnsi="Avenir Next" w:cs="Avenir Next" w:eastAsia="Avenir Next"/>
-          <w:color w:val="1A1A1A"/>
-          <w:sz w:val="20"/>
+          <w:sz w:val="22"/>
           <w:szCs w:val="20"/>
         </w:rPr>
         <w:t xml:space="preserve">   Period</w:t>
@@ -78,7 +78,7 @@
           <w:caps/>
           <w:color w:val="003A70"/>
           <w:spacing w:val="12"/>
-          <w:sz w:val="19"/>
+          <w:sz w:val="22"/>
           <w:szCs w:val="19"/>
         </w:rPr>
         <w:t xml:space="preserve">Lesson 6-7  ·  Session 1  ·  Prerequisite Practice B  ·  Skill 1 of 2</w:t>
@@ -86,6 +86,7 @@
     </w:p>
     <w:p>
       <w:pPr>
+        <w:pStyle w:val="Heading1"/>
         <w:keepNext/>
         <w:spacing w:before="0" w:after="10" w:line="240" w:lineRule="auto"/>
       </w:pPr>
@@ -111,7 +112,7 @@
         <w:rPr>
           <w:rFonts w:ascii="Avenir Next" w:hAnsi="Avenir Next" w:cs="Avenir Next" w:eastAsia="Avenir Next"/>
           <w:color w:val="5A5F66"/>
-          <w:sz w:val="17"/>
+          <w:sz w:val="22"/>
           <w:szCs w:val="17"/>
         </w:rPr>
         <w:t xml:space="preserve">Builds on Grade 4 · 4.OA.B.4</w:t>
@@ -154,6 +155,7 @@
           </w:tcPr>
           <w:p>
             <w:pPr>
+              <w:pStyle w:val="Heading2"/>
               <w:spacing w:before="0" w:after="0" w:line="252" w:lineRule="auto"/>
             </w:pPr>
             <w:r>
@@ -183,7 +185,7 @@
               <w:rPr>
                 <w:rFonts w:ascii="Avenir Next" w:hAnsi="Avenir Next" w:cs="Avenir Next" w:eastAsia="Avenir Next"/>
                 <w:color w:val="1A1A1A"/>
-                <w:sz w:val="20"/>
+                <w:sz w:val="22"/>
                 <w:szCs w:val="20"/>
               </w:rPr>
               <w:t xml:space="preserve">You will list every factor pair of 45 and find the GCF of pairs like 16 and 24.</w:t>
@@ -203,6 +205,7 @@
           </w:tcPr>
           <w:p>
             <w:pPr>
+              <w:pStyle w:val="Heading2"/>
               <w:spacing w:before="0" w:after="0" w:line="252" w:lineRule="auto"/>
             </w:pPr>
             <w:r>
@@ -232,7 +235,7 @@
               <w:rPr>
                 <w:rFonts w:ascii="Avenir Next" w:hAnsi="Avenir Next" w:cs="Avenir Next" w:eastAsia="Avenir Next"/>
                 <w:color w:val="1A1A1A"/>
-                <w:sz w:val="20"/>
+                <w:sz w:val="22"/>
                 <w:szCs w:val="20"/>
               </w:rPr>
               <w:t xml:space="preserve">List all the factor pairs of a number, like 40.  </w:t>
@@ -242,7 +245,7 @@
                 <w:rFonts w:ascii="Avenir Next" w:hAnsi="Avenir Next" w:cs="Avenir Next" w:eastAsia="Avenir Next"/>
                 <w:b/>
                 <w:color w:val="1A1A1A"/>
-                <w:sz w:val="20"/>
+                <w:sz w:val="22"/>
                 <w:szCs w:val="20"/>
               </w:rPr>
               <w:t xml:space="preserve">You will use it in Practice Form A, problems 1 and 2.</w:t>
@@ -253,6 +256,7 @@
     </w:tbl>
     <w:p>
       <w:pPr>
+        <w:pStyle w:val="Heading2"/>
         <w:keepNext/>
         <w:pBdr>
           <w:bottom w:val="single" w:sz="8" w:space="3" w:color="003A70"/>
@@ -268,7 +272,7 @@
           <w:b/>
           <w:color w:val="003A70"/>
           <w:spacing w:val="14"/>
-          <w:sz w:val="19"/>
+          <w:sz w:val="22"/>
           <w:szCs w:val="19"/>
         </w:rPr>
         <w:t xml:space="preserve">STEPS TO FOLLOW</w:t>
@@ -287,7 +291,7 @@
           <w:rFonts w:ascii="Avenir Next" w:hAnsi="Avenir Next" w:cs="Avenir Next" w:eastAsia="Avenir Next"/>
           <w:i/>
           <w:color w:val="5A5F66"/>
-          <w:sz w:val="17"/>
+          <w:sz w:val="22"/>
           <w:szCs w:val="17"/>
         </w:rPr>
         <w:t xml:space="preserve">use these same steps on every problem</w:t>
@@ -329,6 +333,7 @@
           </w:tcPr>
           <w:p>
             <w:pPr>
+              <w:pStyle w:val="Heading1"/>
               <w:spacing w:before="0" w:after="0" w:line="240" w:lineRule="auto"/>
               <w:jc w:val="center"/>
             </w:pPr>
@@ -357,7 +362,7 @@
               <w:rPr>
                 <w:rFonts w:ascii="Avenir Next" w:hAnsi="Avenir Next" w:cs="Avenir Next" w:eastAsia="Avenir Next"/>
                 <w:color w:val="1A1A1A"/>
-                <w:sz w:val="21"/>
+                <w:sz w:val="22"/>
                 <w:szCs w:val="21"/>
               </w:rPr>
               <w:t xml:space="preserve">Start with </w:t>
@@ -367,7 +372,7 @@
                 <w:rFonts w:ascii="Avenir Next" w:hAnsi="Avenir Next" w:cs="Avenir Next" w:eastAsia="Avenir Next"/>
                 <w:b/>
                 <w:color w:val="1A1A1A"/>
-                <w:sz w:val="21"/>
+                <w:sz w:val="22"/>
                 <w:szCs w:val="21"/>
               </w:rPr>
               <w:t xml:space="preserve">1</w:t>
@@ -376,7 +381,7 @@
               <w:rPr>
                 <w:rFonts w:ascii="Avenir Next" w:hAnsi="Avenir Next" w:cs="Avenir Next" w:eastAsia="Avenir Next"/>
                 <w:color w:val="1A1A1A"/>
-                <w:sz w:val="21"/>
+                <w:sz w:val="22"/>
                 <w:szCs w:val="21"/>
               </w:rPr>
               <w:t xml:space="preserve"> × the number.</w:t>
@@ -395,6 +400,7 @@
           </w:tcPr>
           <w:p>
             <w:pPr>
+              <w:pStyle w:val="Heading1"/>
               <w:spacing w:before="0" w:after="0" w:line="240" w:lineRule="auto"/>
               <w:jc w:val="center"/>
             </w:pPr>
@@ -423,7 +429,7 @@
               <w:rPr>
                 <w:rFonts w:ascii="Avenir Next" w:hAnsi="Avenir Next" w:cs="Avenir Next" w:eastAsia="Avenir Next"/>
                 <w:color w:val="1A1A1A"/>
-                <w:sz w:val="21"/>
+                <w:sz w:val="22"/>
                 <w:szCs w:val="21"/>
               </w:rPr>
               <w:t xml:space="preserve">Test the </w:t>
@@ -433,7 +439,7 @@
                 <w:rFonts w:ascii="Avenir Next" w:hAnsi="Avenir Next" w:cs="Avenir Next" w:eastAsia="Avenir Next"/>
                 <w:b/>
                 <w:color w:val="1A1A1A"/>
-                <w:sz w:val="21"/>
+                <w:sz w:val="22"/>
                 <w:szCs w:val="21"/>
               </w:rPr>
               <w:t xml:space="preserve">next</w:t>
@@ -442,7 +448,7 @@
               <w:rPr>
                 <w:rFonts w:ascii="Avenir Next" w:hAnsi="Avenir Next" w:cs="Avenir Next" w:eastAsia="Avenir Next"/>
                 <w:color w:val="1A1A1A"/>
-                <w:sz w:val="21"/>
+                <w:sz w:val="22"/>
                 <w:szCs w:val="21"/>
               </w:rPr>
               <w:t xml:space="preserve"> number. If it divides evenly, write the pair.</w:t>
@@ -461,6 +467,7 @@
           </w:tcPr>
           <w:p>
             <w:pPr>
+              <w:pStyle w:val="Heading1"/>
               <w:spacing w:before="0" w:after="0" w:line="240" w:lineRule="auto"/>
               <w:jc w:val="center"/>
             </w:pPr>
@@ -490,7 +497,7 @@
                 <w:rFonts w:ascii="Avenir Next" w:hAnsi="Avenir Next" w:cs="Avenir Next" w:eastAsia="Avenir Next"/>
                 <w:b/>
                 <w:color w:val="1A1A1A"/>
-                <w:sz w:val="21"/>
+                <w:sz w:val="22"/>
                 <w:szCs w:val="21"/>
               </w:rPr>
               <w:t xml:space="preserve">Stop</w:t>
@@ -499,7 +506,7 @@
               <w:rPr>
                 <w:rFonts w:ascii="Avenir Next" w:hAnsi="Avenir Next" w:cs="Avenir Next" w:eastAsia="Avenir Next"/>
                 <w:color w:val="1A1A1A"/>
-                <w:sz w:val="21"/>
+                <w:sz w:val="22"/>
                 <w:szCs w:val="21"/>
               </w:rPr>
               <w:t xml:space="preserve"> when the next number is already in a pair.</w:t>
@@ -510,6 +517,7 @@
     </w:tbl>
     <w:p>
       <w:pPr>
+        <w:pStyle w:val="Heading2"/>
         <w:keepNext/>
         <w:pBdr>
           <w:bottom w:val="single" w:sz="8" w:space="3" w:color="003A70"/>
@@ -525,7 +533,7 @@
           <w:b/>
           <w:color w:val="003A70"/>
           <w:spacing w:val="14"/>
-          <w:sz w:val="19"/>
+          <w:sz w:val="22"/>
           <w:szCs w:val="19"/>
         </w:rPr>
         <w:t xml:space="preserve">WATCH ME</w:t>
@@ -544,7 +552,7 @@
           <w:rFonts w:ascii="Avenir Next" w:hAnsi="Avenir Next" w:cs="Avenir Next" w:eastAsia="Avenir Next"/>
           <w:i/>
           <w:color w:val="5A5F66"/>
-          <w:sz w:val="17"/>
+          <w:sz w:val="22"/>
           <w:szCs w:val="17"/>
         </w:rPr>
         <w:t xml:space="preserve">the steps in action</w:t>
@@ -559,7 +567,7 @@
           <w:rFonts w:ascii="Avenir Next" w:hAnsi="Avenir Next" w:cs="Avenir Next" w:eastAsia="Avenir Next"/>
           <w:b/>
           <w:color w:val="1A1A1A"/>
-          <w:sz w:val="21"/>
+          <w:sz w:val="22"/>
           <w:szCs w:val="21"/>
         </w:rPr>
         <w:t xml:space="preserve">List all the factor pairs of 40.</w:t>
@@ -578,25 +586,25 @@
           <w:rFonts w:ascii="Avenir Next" w:hAnsi="Avenir Next" w:cs="Avenir Next" w:eastAsia="Avenir Next"/>
           <w:b/>
           <w:color w:val="003A70"/>
+          <w:sz w:val="22"/>
+          <w:szCs w:val="19"/>
+        </w:rPr>
+        <w:t xml:space="preserve">Step 1</w:t>
+      </w:r>
+      <w:r>
+        <w:rPr>
+          <w:rFonts w:ascii="Avenir Next" w:hAnsi="Avenir Next" w:cs="Avenir Next" w:eastAsia="Avenir Next"/>
+          <w:color w:val="1A1A1A"/>
           <w:sz w:val="19"/>
           <w:szCs w:val="19"/>
         </w:rPr>
-        <w:t xml:space="preserve">Step 1</w:t>
-      </w:r>
-      <w:r>
-        <w:rPr>
-          <w:rFonts w:ascii="Avenir Next" w:hAnsi="Avenir Next" w:cs="Avenir Next" w:eastAsia="Avenir Next"/>
-          <w:color w:val="1A1A1A"/>
-          <w:sz w:val="19"/>
-          <w:szCs w:val="19"/>
-        </w:rPr>
         <w:tab/>
       </w:r>
       <w:r>
         <w:rPr>
           <w:rFonts w:ascii="Avenir Next" w:hAnsi="Avenir Next" w:cs="Avenir Next" w:eastAsia="Avenir Next"/>
           <w:color w:val="1A1A1A"/>
-          <w:sz w:val="21"/>
+          <w:sz w:val="22"/>
           <w:szCs w:val="21"/>
         </w:rPr>
         <w:t xml:space="preserve">1 × 40</w:t>
@@ -615,25 +623,25 @@
           <w:rFonts w:ascii="Avenir Next" w:hAnsi="Avenir Next" w:cs="Avenir Next" w:eastAsia="Avenir Next"/>
           <w:b/>
           <w:color w:val="003A70"/>
+          <w:sz w:val="22"/>
+          <w:szCs w:val="19"/>
+        </w:rPr>
+        <w:t xml:space="preserve">Step 2</w:t>
+      </w:r>
+      <w:r>
+        <w:rPr>
+          <w:rFonts w:ascii="Avenir Next" w:hAnsi="Avenir Next" w:cs="Avenir Next" w:eastAsia="Avenir Next"/>
+          <w:color w:val="1A1A1A"/>
           <w:sz w:val="19"/>
           <w:szCs w:val="19"/>
         </w:rPr>
-        <w:t xml:space="preserve">Step 2</w:t>
-      </w:r>
-      <w:r>
-        <w:rPr>
-          <w:rFonts w:ascii="Avenir Next" w:hAnsi="Avenir Next" w:cs="Avenir Next" w:eastAsia="Avenir Next"/>
-          <w:color w:val="1A1A1A"/>
-          <w:sz w:val="19"/>
-          <w:szCs w:val="19"/>
-        </w:rPr>
         <w:tab/>
       </w:r>
       <w:r>
         <w:rPr>
           <w:rFonts w:ascii="Avenir Next" w:hAnsi="Avenir Next" w:cs="Avenir Next" w:eastAsia="Avenir Next"/>
           <w:color w:val="1A1A1A"/>
-          <w:sz w:val="21"/>
+          <w:sz w:val="22"/>
           <w:szCs w:val="21"/>
         </w:rPr>
         <w:t xml:space="preserve">2 × 20. 3: no. 4 × 10. 5 × 8. 6: no. 7: no.</w:t>
@@ -652,25 +660,25 @@
           <w:rFonts w:ascii="Avenir Next" w:hAnsi="Avenir Next" w:cs="Avenir Next" w:eastAsia="Avenir Next"/>
           <w:b/>
           <w:color w:val="003A70"/>
+          <w:sz w:val="22"/>
+          <w:szCs w:val="19"/>
+        </w:rPr>
+        <w:t xml:space="preserve">Step 3</w:t>
+      </w:r>
+      <w:r>
+        <w:rPr>
+          <w:rFonts w:ascii="Avenir Next" w:hAnsi="Avenir Next" w:cs="Avenir Next" w:eastAsia="Avenir Next"/>
+          <w:color w:val="1A1A1A"/>
           <w:sz w:val="19"/>
           <w:szCs w:val="19"/>
         </w:rPr>
-        <w:t xml:space="preserve">Step 3</w:t>
-      </w:r>
-      <w:r>
-        <w:rPr>
-          <w:rFonts w:ascii="Avenir Next" w:hAnsi="Avenir Next" w:cs="Avenir Next" w:eastAsia="Avenir Next"/>
-          <w:color w:val="1A1A1A"/>
-          <w:sz w:val="19"/>
-          <w:szCs w:val="19"/>
-        </w:rPr>
         <w:tab/>
       </w:r>
       <w:r>
         <w:rPr>
           <w:rFonts w:ascii="Avenir Next" w:hAnsi="Avenir Next" w:cs="Avenir Next" w:eastAsia="Avenir Next"/>
           <w:color w:val="1A1A1A"/>
-          <w:sz w:val="21"/>
+          <w:sz w:val="22"/>
           <w:szCs w:val="21"/>
         </w:rPr>
         <w:t xml:space="preserve">Next is 8. It is already in 5 × 8. Stop.</w:t>
@@ -689,18 +697,18 @@
           <w:rFonts w:ascii="Avenir Next" w:hAnsi="Avenir Next" w:cs="Avenir Next" w:eastAsia="Avenir Next"/>
           <w:b/>
           <w:color w:val="1A1A1A"/>
+          <w:sz w:val="22"/>
+          <w:szCs w:val="21"/>
+        </w:rPr>
+        <w:t xml:space="preserve">Answer</w:t>
+      </w:r>
+      <w:r>
+        <w:rPr>
+          <w:rFonts w:ascii="Avenir Next" w:hAnsi="Avenir Next" w:cs="Avenir Next" w:eastAsia="Avenir Next"/>
+          <w:color w:val="1A1A1A"/>
           <w:sz w:val="21"/>
           <w:szCs w:val="21"/>
         </w:rPr>
-        <w:t xml:space="preserve">Answer</w:t>
-      </w:r>
-      <w:r>
-        <w:rPr>
-          <w:rFonts w:ascii="Avenir Next" w:hAnsi="Avenir Next" w:cs="Avenir Next" w:eastAsia="Avenir Next"/>
-          <w:color w:val="1A1A1A"/>
-          <w:sz w:val="21"/>
-          <w:szCs w:val="21"/>
-        </w:rPr>
         <w:tab/>
       </w:r>
       <w:r>
@@ -708,7 +716,7 @@
           <w:rFonts w:ascii="Avenir Next" w:hAnsi="Avenir Next" w:cs="Avenir Next" w:eastAsia="Avenir Next"/>
           <w:b/>
           <w:color w:val="1A1A1A"/>
-          <w:sz w:val="21"/>
+          <w:sz w:val="22"/>
           <w:szCs w:val="21"/>
         </w:rPr>
         <w:t xml:space="preserve">1 × 40, 2 × 20, 4 × 10, 5 × 8</w:t>
@@ -716,6 +724,7 @@
     </w:p>
     <w:p>
       <w:pPr>
+        <w:pStyle w:val="Heading2"/>
         <w:keepNext/>
         <w:pBdr>
           <w:bottom w:val="single" w:sz="8" w:space="3" w:color="003A70"/>
@@ -731,7 +740,7 @@
           <w:b/>
           <w:color w:val="003A70"/>
           <w:spacing w:val="14"/>
-          <w:sz w:val="19"/>
+          <w:sz w:val="22"/>
           <w:szCs w:val="19"/>
         </w:rPr>
         <w:t xml:space="preserve">TRY IT WITH HELP</w:t>
@@ -750,7 +759,7 @@
           <w:rFonts w:ascii="Avenir Next" w:hAnsi="Avenir Next" w:cs="Avenir Next" w:eastAsia="Avenir Next"/>
           <w:i/>
           <w:color w:val="5A5F66"/>
-          <w:sz w:val="17"/>
+          <w:sz w:val="22"/>
           <w:szCs w:val="17"/>
         </w:rPr>
         <w:t xml:space="preserve">fill in each step</w:t>
@@ -808,25 +817,25 @@
           <w:rFonts w:ascii="Avenir Next" w:hAnsi="Avenir Next" w:cs="Avenir Next" w:eastAsia="Avenir Next"/>
           <w:b/>
           <w:color w:val="003A70"/>
+          <w:sz w:val="22"/>
+          <w:szCs w:val="18"/>
+        </w:rPr>
+        <w:t xml:space="preserve">Step 1</w:t>
+      </w:r>
+      <w:r>
+        <w:rPr>
+          <w:rFonts w:ascii="Avenir Next" w:hAnsi="Avenir Next" w:cs="Avenir Next" w:eastAsia="Avenir Next"/>
+          <w:color w:val="1A1A1A"/>
           <w:sz w:val="18"/>
           <w:szCs w:val="18"/>
         </w:rPr>
-        <w:t xml:space="preserve">Step 1</w:t>
-      </w:r>
-      <w:r>
-        <w:rPr>
-          <w:rFonts w:ascii="Avenir Next" w:hAnsi="Avenir Next" w:cs="Avenir Next" w:eastAsia="Avenir Next"/>
-          <w:color w:val="1A1A1A"/>
-          <w:sz w:val="18"/>
-          <w:szCs w:val="18"/>
-        </w:rPr>
         <w:tab/>
       </w:r>
       <w:r>
         <w:rPr>
           <w:rFonts w:ascii="Avenir Next" w:hAnsi="Avenir Next" w:cs="Avenir Next" w:eastAsia="Avenir Next"/>
           <w:color w:val="1A1A1A"/>
-          <w:sz w:val="21"/>
+          <w:sz w:val="22"/>
           <w:szCs w:val="21"/>
         </w:rPr>
         <w:t xml:space="preserve">1 × </w:t>
@@ -856,28 +865,47 @@
           <w:rFonts w:ascii="Avenir Next" w:hAnsi="Avenir Next" w:cs="Avenir Next" w:eastAsia="Avenir Next"/>
           <w:b/>
           <w:color w:val="003A70"/>
+          <w:sz w:val="22"/>
+          <w:szCs w:val="18"/>
+        </w:rPr>
+        <w:t xml:space="preserve">Step 2</w:t>
+      </w:r>
+      <w:r>
+        <w:rPr>
+          <w:rFonts w:ascii="Avenir Next" w:hAnsi="Avenir Next" w:cs="Avenir Next" w:eastAsia="Avenir Next"/>
+          <w:color w:val="1A1A1A"/>
           <w:sz w:val="18"/>
           <w:szCs w:val="18"/>
         </w:rPr>
-        <w:t xml:space="preserve">Step 2</w:t>
-      </w:r>
-      <w:r>
-        <w:rPr>
-          <w:rFonts w:ascii="Avenir Next" w:hAnsi="Avenir Next" w:cs="Avenir Next" w:eastAsia="Avenir Next"/>
-          <w:color w:val="1A1A1A"/>
-          <w:sz w:val="18"/>
-          <w:szCs w:val="18"/>
-        </w:rPr>
         <w:tab/>
       </w:r>
       <w:r>
         <w:rPr>
           <w:rFonts w:ascii="Avenir Next" w:hAnsi="Avenir Next" w:cs="Avenir Next" w:eastAsia="Avenir Next"/>
           <w:color w:val="1A1A1A"/>
+          <w:sz w:val="22"/>
+          <w:szCs w:val="21"/>
+        </w:rPr>
+        <w:t xml:space="preserve">2 × </w:t>
+      </w:r>
+      <w:r>
+        <w:rPr>
+          <w:rFonts w:ascii="Avenir Next" w:hAnsi="Avenir Next" w:cs="Avenir Next" w:eastAsia="Avenir Next"/>
+          <w:color w:val="1A1A1A"/>
           <w:sz w:val="21"/>
           <w:szCs w:val="21"/>
-        </w:rPr>
-        <w:t xml:space="preserve">2 × </w:t>
+          <w:u w:val="single"/>
+        </w:rPr>
+        <w:t xml:space="preserve">                </w:t>
+      </w:r>
+      <w:r>
+        <w:rPr>
+          <w:rFonts w:ascii="Avenir Next" w:hAnsi="Avenir Next" w:cs="Avenir Next" w:eastAsia="Avenir Next"/>
+          <w:color w:val="1A1A1A"/>
+          <w:sz w:val="22"/>
+          <w:szCs w:val="21"/>
+        </w:rPr>
+        <w:t xml:space="preserve">. 3 × </w:t>
       </w:r>
       <w:r>
         <w:rPr>
@@ -893,26 +921,7 @@
         <w:rPr>
           <w:rFonts w:ascii="Avenir Next" w:hAnsi="Avenir Next" w:cs="Avenir Next" w:eastAsia="Avenir Next"/>
           <w:color w:val="1A1A1A"/>
-          <w:sz w:val="21"/>
-          <w:szCs w:val="21"/>
-        </w:rPr>
-        <w:t xml:space="preserve">. 3 × </w:t>
-      </w:r>
-      <w:r>
-        <w:rPr>
-          <w:rFonts w:ascii="Avenir Next" w:hAnsi="Avenir Next" w:cs="Avenir Next" w:eastAsia="Avenir Next"/>
-          <w:color w:val="1A1A1A"/>
-          <w:sz w:val="21"/>
-          <w:szCs w:val="21"/>
-          <w:u w:val="single"/>
-        </w:rPr>
-        <w:t xml:space="preserve">                </w:t>
-      </w:r>
-      <w:r>
-        <w:rPr>
-          <w:rFonts w:ascii="Avenir Next" w:hAnsi="Avenir Next" w:cs="Avenir Next" w:eastAsia="Avenir Next"/>
-          <w:color w:val="1A1A1A"/>
-          <w:sz w:val="21"/>
+          <w:sz w:val="22"/>
           <w:szCs w:val="21"/>
         </w:rPr>
         <w:t xml:space="preserve">.</w:t>
@@ -932,35 +941,35 @@
           <w:rFonts w:ascii="Avenir Next" w:hAnsi="Avenir Next" w:cs="Avenir Next" w:eastAsia="Avenir Next"/>
           <w:b/>
           <w:color w:val="003A70"/>
+          <w:sz w:val="22"/>
+          <w:szCs w:val="18"/>
+        </w:rPr>
+        <w:t xml:space="preserve">Step 3</w:t>
+      </w:r>
+      <w:r>
+        <w:rPr>
+          <w:rFonts w:ascii="Avenir Next" w:hAnsi="Avenir Next" w:cs="Avenir Next" w:eastAsia="Avenir Next"/>
+          <w:color w:val="1A1A1A"/>
           <w:sz w:val="18"/>
           <w:szCs w:val="18"/>
         </w:rPr>
-        <w:t xml:space="preserve">Step 3</w:t>
-      </w:r>
-      <w:r>
-        <w:rPr>
-          <w:rFonts w:ascii="Avenir Next" w:hAnsi="Avenir Next" w:cs="Avenir Next" w:eastAsia="Avenir Next"/>
-          <w:color w:val="1A1A1A"/>
-          <w:sz w:val="18"/>
-          <w:szCs w:val="18"/>
-        </w:rPr>
         <w:tab/>
       </w:r>
       <w:r>
         <w:rPr>
           <w:rFonts w:ascii="Avenir Next" w:hAnsi="Avenir Next" w:cs="Avenir Next" w:eastAsia="Avenir Next"/>
           <w:color w:val="1A1A1A"/>
+          <w:sz w:val="22"/>
+          <w:szCs w:val="21"/>
+        </w:rPr>
+        <w:t xml:space="preserve">4 and 5: no. Next is </w:t>
+      </w:r>
+      <w:r>
+        <w:rPr>
+          <w:rFonts w:ascii="Avenir Next" w:hAnsi="Avenir Next" w:cs="Avenir Next" w:eastAsia="Avenir Next"/>
+          <w:color w:val="1A1A1A"/>
           <w:sz w:val="21"/>
           <w:szCs w:val="21"/>
-        </w:rPr>
-        <w:t xml:space="preserve">4 and 5: no. Next is </w:t>
-      </w:r>
-      <w:r>
-        <w:rPr>
-          <w:rFonts w:ascii="Avenir Next" w:hAnsi="Avenir Next" w:cs="Avenir Next" w:eastAsia="Avenir Next"/>
-          <w:color w:val="1A1A1A"/>
-          <w:sz w:val="21"/>
-          <w:szCs w:val="21"/>
           <w:u w:val="single"/>
         </w:rPr>
         <w:t xml:space="preserve">                </w:t>
@@ -969,7 +978,7 @@
         <w:rPr>
           <w:rFonts w:ascii="Avenir Next" w:hAnsi="Avenir Next" w:cs="Avenir Next" w:eastAsia="Avenir Next"/>
           <w:color w:val="1A1A1A"/>
-          <w:sz w:val="21"/>
+          <w:sz w:val="22"/>
           <w:szCs w:val="21"/>
         </w:rPr>
         <w:t xml:space="preserve">. It is in a pair. Stop.</w:t>
@@ -1032,25 +1041,25 @@
           <w:rFonts w:ascii="Avenir Next" w:hAnsi="Avenir Next" w:cs="Avenir Next" w:eastAsia="Avenir Next"/>
           <w:b/>
           <w:color w:val="003A70"/>
+          <w:sz w:val="22"/>
+          <w:szCs w:val="18"/>
+        </w:rPr>
+        <w:t xml:space="preserve">Step 1</w:t>
+      </w:r>
+      <w:r>
+        <w:rPr>
+          <w:rFonts w:ascii="Avenir Next" w:hAnsi="Avenir Next" w:cs="Avenir Next" w:eastAsia="Avenir Next"/>
+          <w:color w:val="1A1A1A"/>
           <w:sz w:val="18"/>
           <w:szCs w:val="18"/>
         </w:rPr>
-        <w:t xml:space="preserve">Step 1</w:t>
-      </w:r>
-      <w:r>
-        <w:rPr>
-          <w:rFonts w:ascii="Avenir Next" w:hAnsi="Avenir Next" w:cs="Avenir Next" w:eastAsia="Avenir Next"/>
-          <w:color w:val="1A1A1A"/>
-          <w:sz w:val="18"/>
-          <w:szCs w:val="18"/>
-        </w:rPr>
         <w:tab/>
       </w:r>
       <w:r>
         <w:rPr>
           <w:rFonts w:ascii="Avenir Next" w:hAnsi="Avenir Next" w:cs="Avenir Next" w:eastAsia="Avenir Next"/>
           <w:color w:val="1A1A1A"/>
-          <w:sz w:val="21"/>
+          <w:sz w:val="22"/>
           <w:szCs w:val="21"/>
         </w:rPr>
         <w:t xml:space="preserve">1 × </w:t>
@@ -1080,28 +1089,47 @@
           <w:rFonts w:ascii="Avenir Next" w:hAnsi="Avenir Next" w:cs="Avenir Next" w:eastAsia="Avenir Next"/>
           <w:b/>
           <w:color w:val="003A70"/>
+          <w:sz w:val="22"/>
+          <w:szCs w:val="18"/>
+        </w:rPr>
+        <w:t xml:space="preserve">Step 2</w:t>
+      </w:r>
+      <w:r>
+        <w:rPr>
+          <w:rFonts w:ascii="Avenir Next" w:hAnsi="Avenir Next" w:cs="Avenir Next" w:eastAsia="Avenir Next"/>
+          <w:color w:val="1A1A1A"/>
           <w:sz w:val="18"/>
           <w:szCs w:val="18"/>
         </w:rPr>
-        <w:t xml:space="preserve">Step 2</w:t>
-      </w:r>
-      <w:r>
-        <w:rPr>
-          <w:rFonts w:ascii="Avenir Next" w:hAnsi="Avenir Next" w:cs="Avenir Next" w:eastAsia="Avenir Next"/>
-          <w:color w:val="1A1A1A"/>
-          <w:sz w:val="18"/>
-          <w:szCs w:val="18"/>
-        </w:rPr>
         <w:tab/>
       </w:r>
       <w:r>
         <w:rPr>
           <w:rFonts w:ascii="Avenir Next" w:hAnsi="Avenir Next" w:cs="Avenir Next" w:eastAsia="Avenir Next"/>
           <w:color w:val="1A1A1A"/>
+          <w:sz w:val="22"/>
+          <w:szCs w:val="21"/>
+        </w:rPr>
+        <w:t xml:space="preserve">2 × </w:t>
+      </w:r>
+      <w:r>
+        <w:rPr>
+          <w:rFonts w:ascii="Avenir Next" w:hAnsi="Avenir Next" w:cs="Avenir Next" w:eastAsia="Avenir Next"/>
+          <w:color w:val="1A1A1A"/>
           <w:sz w:val="21"/>
           <w:szCs w:val="21"/>
-        </w:rPr>
-        <w:t xml:space="preserve">2 × </w:t>
+          <w:u w:val="single"/>
+        </w:rPr>
+        <w:t xml:space="preserve">                </w:t>
+      </w:r>
+      <w:r>
+        <w:rPr>
+          <w:rFonts w:ascii="Avenir Next" w:hAnsi="Avenir Next" w:cs="Avenir Next" w:eastAsia="Avenir Next"/>
+          <w:color w:val="1A1A1A"/>
+          <w:sz w:val="22"/>
+          <w:szCs w:val="21"/>
+        </w:rPr>
+        <w:t xml:space="preserve">. 3 × </w:t>
       </w:r>
       <w:r>
         <w:rPr>
@@ -1117,17 +1145,17 @@
         <w:rPr>
           <w:rFonts w:ascii="Avenir Next" w:hAnsi="Avenir Next" w:cs="Avenir Next" w:eastAsia="Avenir Next"/>
           <w:color w:val="1A1A1A"/>
+          <w:sz w:val="22"/>
+          <w:szCs w:val="21"/>
+        </w:rPr>
+        <w:t xml:space="preserve">. 4 × </w:t>
+      </w:r>
+      <w:r>
+        <w:rPr>
+          <w:rFonts w:ascii="Avenir Next" w:hAnsi="Avenir Next" w:cs="Avenir Next" w:eastAsia="Avenir Next"/>
+          <w:color w:val="1A1A1A"/>
           <w:sz w:val="21"/>
           <w:szCs w:val="21"/>
-        </w:rPr>
-        <w:t xml:space="preserve">. 3 × </w:t>
-      </w:r>
-      <w:r>
-        <w:rPr>
-          <w:rFonts w:ascii="Avenir Next" w:hAnsi="Avenir Next" w:cs="Avenir Next" w:eastAsia="Avenir Next"/>
-          <w:color w:val="1A1A1A"/>
-          <w:sz w:val="21"/>
-          <w:szCs w:val="21"/>
           <w:u w:val="single"/>
         </w:rPr>
         <w:t xml:space="preserve">                </w:t>
@@ -1136,26 +1164,7 @@
         <w:rPr>
           <w:rFonts w:ascii="Avenir Next" w:hAnsi="Avenir Next" w:cs="Avenir Next" w:eastAsia="Avenir Next"/>
           <w:color w:val="1A1A1A"/>
-          <w:sz w:val="21"/>
-          <w:szCs w:val="21"/>
-        </w:rPr>
-        <w:t xml:space="preserve">. 4 × </w:t>
-      </w:r>
-      <w:r>
-        <w:rPr>
-          <w:rFonts w:ascii="Avenir Next" w:hAnsi="Avenir Next" w:cs="Avenir Next" w:eastAsia="Avenir Next"/>
-          <w:color w:val="1A1A1A"/>
-          <w:sz w:val="21"/>
-          <w:szCs w:val="21"/>
-          <w:u w:val="single"/>
-        </w:rPr>
-        <w:t xml:space="preserve">                </w:t>
-      </w:r>
-      <w:r>
-        <w:rPr>
-          <w:rFonts w:ascii="Avenir Next" w:hAnsi="Avenir Next" w:cs="Avenir Next" w:eastAsia="Avenir Next"/>
-          <w:color w:val="1A1A1A"/>
-          <w:sz w:val="21"/>
+          <w:sz w:val="22"/>
           <w:szCs w:val="21"/>
         </w:rPr>
         <w:t xml:space="preserve">.</w:t>
@@ -1175,35 +1184,35 @@
           <w:rFonts w:ascii="Avenir Next" w:hAnsi="Avenir Next" w:cs="Avenir Next" w:eastAsia="Avenir Next"/>
           <w:b/>
           <w:color w:val="003A70"/>
+          <w:sz w:val="22"/>
+          <w:szCs w:val="18"/>
+        </w:rPr>
+        <w:t xml:space="preserve">Step 3</w:t>
+      </w:r>
+      <w:r>
+        <w:rPr>
+          <w:rFonts w:ascii="Avenir Next" w:hAnsi="Avenir Next" w:cs="Avenir Next" w:eastAsia="Avenir Next"/>
+          <w:color w:val="1A1A1A"/>
           <w:sz w:val="18"/>
           <w:szCs w:val="18"/>
         </w:rPr>
-        <w:t xml:space="preserve">Step 3</w:t>
-      </w:r>
-      <w:r>
-        <w:rPr>
-          <w:rFonts w:ascii="Avenir Next" w:hAnsi="Avenir Next" w:cs="Avenir Next" w:eastAsia="Avenir Next"/>
-          <w:color w:val="1A1A1A"/>
-          <w:sz w:val="18"/>
-          <w:szCs w:val="18"/>
-        </w:rPr>
         <w:tab/>
       </w:r>
       <w:r>
         <w:rPr>
           <w:rFonts w:ascii="Avenir Next" w:hAnsi="Avenir Next" w:cs="Avenir Next" w:eastAsia="Avenir Next"/>
           <w:color w:val="1A1A1A"/>
+          <w:sz w:val="22"/>
+          <w:szCs w:val="21"/>
+        </w:rPr>
+        <w:t xml:space="preserve">5: no. Next is </w:t>
+      </w:r>
+      <w:r>
+        <w:rPr>
+          <w:rFonts w:ascii="Avenir Next" w:hAnsi="Avenir Next" w:cs="Avenir Next" w:eastAsia="Avenir Next"/>
+          <w:color w:val="1A1A1A"/>
           <w:sz w:val="21"/>
           <w:szCs w:val="21"/>
-        </w:rPr>
-        <w:t xml:space="preserve">5: no. Next is </w:t>
-      </w:r>
-      <w:r>
-        <w:rPr>
-          <w:rFonts w:ascii="Avenir Next" w:hAnsi="Avenir Next" w:cs="Avenir Next" w:eastAsia="Avenir Next"/>
-          <w:color w:val="1A1A1A"/>
-          <w:sz w:val="21"/>
-          <w:szCs w:val="21"/>
           <w:u w:val="single"/>
         </w:rPr>
         <w:t xml:space="preserve">                </w:t>
@@ -1212,7 +1221,7 @@
         <w:rPr>
           <w:rFonts w:ascii="Avenir Next" w:hAnsi="Avenir Next" w:cs="Avenir Next" w:eastAsia="Avenir Next"/>
           <w:color w:val="1A1A1A"/>
-          <w:sz w:val="21"/>
+          <w:sz w:val="22"/>
           <w:szCs w:val="21"/>
         </w:rPr>
         <w:t xml:space="preserve">. It is in a pair. Stop.</w:t>
@@ -1225,6 +1234,7 @@
     </w:p>
     <w:p>
       <w:pPr>
+        <w:pStyle w:val="Heading2"/>
         <w:keepNext/>
         <w:pBdr>
           <w:bottom w:val="single" w:sz="8" w:space="3" w:color="003A70"/>
@@ -1240,7 +1250,7 @@
           <w:b/>
           <w:color w:val="003A70"/>
           <w:spacing w:val="14"/>
-          <w:sz w:val="19"/>
+          <w:sz w:val="22"/>
           <w:szCs w:val="19"/>
         </w:rPr>
         <w:t xml:space="preserve">YOUR TURN</w:t>
@@ -1259,7 +1269,7 @@
           <w:rFonts w:ascii="Avenir Next" w:hAnsi="Avenir Next" w:cs="Avenir Next" w:eastAsia="Avenir Next"/>
           <w:i/>
           <w:color w:val="5A5F66"/>
-          <w:sz w:val="17"/>
+          <w:sz w:val="22"/>
           <w:szCs w:val="17"/>
         </w:rPr>
         <w:t xml:space="preserve">use the steps on your own</w:t>
@@ -1645,7 +1655,7 @@
       <w:pPr>
         <w:pageBreakBefore/>
         <w:keepNext/>
-        <w:spacing w:before="0" w:after="12" w:line="264" w:lineRule="auto"/>
+        <w:spacing w:before="0" w:after="12" w:line="252" w:lineRule="auto"/>
       </w:pPr>
       <w:r>
         <w:rPr>
@@ -1654,7 +1664,7 @@
           <w:caps/>
           <w:color w:val="003A70"/>
           <w:spacing w:val="12"/>
-          <w:sz w:val="19"/>
+          <w:sz w:val="22"/>
           <w:szCs w:val="19"/>
         </w:rPr>
         <w:t xml:space="preserve">Lesson 6-7  ·  Session 1  ·  Prerequisite Practice B  ·  Skill 2 of 2</w:t>
@@ -1662,6 +1672,7 @@
     </w:p>
     <w:p>
       <w:pPr>
+        <w:pStyle w:val="Heading1"/>
         <w:keepNext/>
         <w:spacing w:before="0" w:after="10" w:line="240" w:lineRule="auto"/>
       </w:pPr>
@@ -1681,13 +1692,13 @@
         <w:pBdr>
           <w:bottom w:val="single" w:sz="4" w:space="5" w:color="C9CDD2"/>
         </w:pBdr>
-        <w:spacing w:before="0" w:after="60" w:line="264" w:lineRule="auto"/>
+        <w:spacing w:before="0" w:after="60" w:line="252" w:lineRule="auto"/>
       </w:pPr>
       <w:r>
         <w:rPr>
           <w:rFonts w:ascii="Avenir Next" w:hAnsi="Avenir Next" w:cs="Avenir Next" w:eastAsia="Avenir Next"/>
           <w:color w:val="5A5F66"/>
-          <w:sz w:val="17"/>
+          <w:sz w:val="22"/>
           <w:szCs w:val="17"/>
         </w:rPr>
         <w:t xml:space="preserve">Builds on Grade 4 · 4.OA.B.4</w:t>
@@ -1730,7 +1741,8 @@
           </w:tcPr>
           <w:p>
             <w:pPr>
-              <w:spacing w:before="0" w:after="0" w:line="252" w:lineRule="auto"/>
+              <w:pStyle w:val="Heading2"/>
+              <w:spacing w:before="0" w:after="0" w:line="246" w:lineRule="auto"/>
             </w:pPr>
             <w:r>
               <w:rPr>
@@ -1753,13 +1765,13 @@
           </w:tcPr>
           <w:p>
             <w:pPr>
-              <w:spacing w:before="0" w:after="0" w:line="264" w:lineRule="auto"/>
+              <w:spacing w:before="0" w:after="0" w:line="252" w:lineRule="auto"/>
             </w:pPr>
             <w:r>
               <w:rPr>
                 <w:rFonts w:ascii="Avenir Next" w:hAnsi="Avenir Next" w:cs="Avenir Next" w:eastAsia="Avenir Next"/>
                 <w:color w:val="1A1A1A"/>
-                <w:sz w:val="20"/>
+                <w:sz w:val="22"/>
                 <w:szCs w:val="20"/>
               </w:rPr>
               <w:t xml:space="preserve">You will build a factor tree for 42. Each branch stops at a prime number.</w:t>
@@ -1779,7 +1791,8 @@
           </w:tcPr>
           <w:p>
             <w:pPr>
-              <w:spacing w:before="0" w:after="0" w:line="252" w:lineRule="auto"/>
+              <w:pStyle w:val="Heading2"/>
+              <w:spacing w:before="0" w:after="0" w:line="246" w:lineRule="auto"/>
             </w:pPr>
             <w:r>
               <w:rPr>
@@ -1802,13 +1815,13 @@
           </w:tcPr>
           <w:p>
             <w:pPr>
-              <w:spacing w:before="0" w:after="0" w:line="264" w:lineRule="auto"/>
+              <w:spacing w:before="0" w:after="0" w:line="252" w:lineRule="auto"/>
             </w:pPr>
             <w:r>
               <w:rPr>
                 <w:rFonts w:ascii="Avenir Next" w:hAnsi="Avenir Next" w:cs="Avenir Next" w:eastAsia="Avenir Next"/>
                 <w:color w:val="1A1A1A"/>
-                <w:sz w:val="20"/>
+                <w:sz w:val="22"/>
                 <w:szCs w:val="20"/>
               </w:rPr>
               <w:t xml:space="preserve">Tell whether a number like 21 is prime or composite.  </w:t>
@@ -1818,7 +1831,7 @@
                 <w:rFonts w:ascii="Avenir Next" w:hAnsi="Avenir Next" w:cs="Avenir Next" w:eastAsia="Avenir Next"/>
                 <w:b/>
                 <w:color w:val="1A1A1A"/>
-                <w:sz w:val="20"/>
+                <w:sz w:val="22"/>
                 <w:szCs w:val="20"/>
               </w:rPr>
               <w:t xml:space="preserve">You will use it in Practice Form A, problem 3.</w:t>
@@ -1829,6 +1842,7 @@
     </w:tbl>
     <w:p>
       <w:pPr>
+        <w:pStyle w:val="Heading2"/>
         <w:keepNext/>
         <w:pBdr>
           <w:bottom w:val="single" w:sz="8" w:space="3" w:color="003A70"/>
@@ -1844,7 +1858,7 @@
           <w:b/>
           <w:color w:val="003A70"/>
           <w:spacing w:val="14"/>
-          <w:sz w:val="19"/>
+          <w:sz w:val="22"/>
           <w:szCs w:val="19"/>
         </w:rPr>
         <w:t xml:space="preserve">STEPS TO FOLLOW</w:t>
@@ -1863,7 +1877,7 @@
           <w:rFonts w:ascii="Avenir Next" w:hAnsi="Avenir Next" w:cs="Avenir Next" w:eastAsia="Avenir Next"/>
           <w:i/>
           <w:color w:val="5A5F66"/>
-          <w:sz w:val="17"/>
+          <w:sz w:val="22"/>
           <w:szCs w:val="17"/>
         </w:rPr>
         <w:t xml:space="preserve">use these same steps on every problem</w:t>
@@ -1905,6 +1919,7 @@
           </w:tcPr>
           <w:p>
             <w:pPr>
+              <w:pStyle w:val="Heading1"/>
               <w:spacing w:before="0" w:after="0" w:line="240" w:lineRule="auto"/>
               <w:jc w:val="center"/>
             </w:pPr>
@@ -1927,14 +1942,14 @@
           </w:tcPr>
           <w:p>
             <w:pPr>
-              <w:spacing w:before="0" w:after="0" w:line="264" w:lineRule="auto"/>
+              <w:spacing w:before="0" w:after="0" w:line="252" w:lineRule="auto"/>
             </w:pPr>
             <w:r>
               <w:rPr>
                 <w:rFonts w:ascii="Avenir Next" w:hAnsi="Avenir Next" w:cs="Avenir Next" w:eastAsia="Avenir Next"/>
                 <w:b/>
                 <w:color w:val="1A1A1A"/>
-                <w:sz w:val="21"/>
+                <w:sz w:val="22"/>
                 <w:szCs w:val="21"/>
               </w:rPr>
               <w:t xml:space="preserve">Test</w:t>
@@ -1943,7 +1958,7 @@
               <w:rPr>
                 <w:rFonts w:ascii="Avenir Next" w:hAnsi="Avenir Next" w:cs="Avenir Next" w:eastAsia="Avenir Next"/>
                 <w:color w:val="1A1A1A"/>
-                <w:sz w:val="21"/>
+                <w:sz w:val="22"/>
                 <w:szCs w:val="21"/>
               </w:rPr>
               <w:t xml:space="preserve"> 2, 3, 5, and 7 in order.</w:t>
@@ -1962,6 +1977,7 @@
           </w:tcPr>
           <w:p>
             <w:pPr>
+              <w:pStyle w:val="Heading1"/>
               <w:spacing w:before="0" w:after="0" w:line="240" w:lineRule="auto"/>
               <w:jc w:val="center"/>
             </w:pPr>
@@ -1984,13 +2000,13 @@
           </w:tcPr>
           <w:p>
             <w:pPr>
-              <w:spacing w:before="0" w:after="0" w:line="264" w:lineRule="auto"/>
+              <w:spacing w:before="0" w:after="0" w:line="252" w:lineRule="auto"/>
             </w:pPr>
             <w:r>
               <w:rPr>
                 <w:rFonts w:ascii="Avenir Next" w:hAnsi="Avenir Next" w:cs="Avenir Next" w:eastAsia="Avenir Next"/>
                 <w:color w:val="1A1A1A"/>
-                <w:sz w:val="21"/>
+                <w:sz w:val="22"/>
                 <w:szCs w:val="21"/>
               </w:rPr>
               <w:t xml:space="preserve">Write the first </w:t>
@@ -2000,7 +2016,7 @@
                 <w:rFonts w:ascii="Avenir Next" w:hAnsi="Avenir Next" w:cs="Avenir Next" w:eastAsia="Avenir Next"/>
                 <w:b/>
                 <w:color w:val="1A1A1A"/>
-                <w:sz w:val="21"/>
+                <w:sz w:val="22"/>
                 <w:szCs w:val="21"/>
               </w:rPr>
               <w:t xml:space="preserve">factor pair</w:t>
@@ -2009,7 +2025,7 @@
               <w:rPr>
                 <w:rFonts w:ascii="Avenir Next" w:hAnsi="Avenir Next" w:cs="Avenir Next" w:eastAsia="Avenir Next"/>
                 <w:color w:val="1A1A1A"/>
-                <w:sz w:val="21"/>
+                <w:sz w:val="22"/>
                 <w:szCs w:val="21"/>
               </w:rPr>
               <w:t xml:space="preserve"> you find, or write none.</w:t>
@@ -2028,6 +2044,7 @@
           </w:tcPr>
           <w:p>
             <w:pPr>
+              <w:pStyle w:val="Heading1"/>
               <w:spacing w:before="0" w:after="0" w:line="240" w:lineRule="auto"/>
               <w:jc w:val="center"/>
             </w:pPr>
@@ -2050,13 +2067,13 @@
           </w:tcPr>
           <w:p>
             <w:pPr>
-              <w:spacing w:before="0" w:after="0" w:line="264" w:lineRule="auto"/>
+              <w:spacing w:before="0" w:after="0" w:line="252" w:lineRule="auto"/>
             </w:pPr>
             <w:r>
               <w:rPr>
                 <w:rFonts w:ascii="Avenir Next" w:hAnsi="Avenir Next" w:cs="Avenir Next" w:eastAsia="Avenir Next"/>
                 <w:color w:val="1A1A1A"/>
-                <w:sz w:val="21"/>
+                <w:sz w:val="22"/>
                 <w:szCs w:val="21"/>
               </w:rPr>
               <w:t xml:space="preserve">A pair means </w:t>
@@ -2066,7 +2083,7 @@
                 <w:rFonts w:ascii="Avenir Next" w:hAnsi="Avenir Next" w:cs="Avenir Next" w:eastAsia="Avenir Next"/>
                 <w:b/>
                 <w:color w:val="1A1A1A"/>
-                <w:sz w:val="21"/>
+                <w:sz w:val="22"/>
                 <w:szCs w:val="21"/>
               </w:rPr>
               <w:t xml:space="preserve">composite</w:t>
@@ -2075,7 +2092,7 @@
               <w:rPr>
                 <w:rFonts w:ascii="Avenir Next" w:hAnsi="Avenir Next" w:cs="Avenir Next" w:eastAsia="Avenir Next"/>
                 <w:color w:val="1A1A1A"/>
-                <w:sz w:val="21"/>
+                <w:sz w:val="22"/>
                 <w:szCs w:val="21"/>
               </w:rPr>
               <w:t xml:space="preserve">. None means </w:t>
@@ -2085,7 +2102,7 @@
                 <w:rFonts w:ascii="Avenir Next" w:hAnsi="Avenir Next" w:cs="Avenir Next" w:eastAsia="Avenir Next"/>
                 <w:b/>
                 <w:color w:val="1A1A1A"/>
-                <w:sz w:val="21"/>
+                <w:sz w:val="22"/>
                 <w:szCs w:val="21"/>
               </w:rPr>
               <w:t xml:space="preserve">prime</w:t>
@@ -2094,7 +2111,7 @@
               <w:rPr>
                 <w:rFonts w:ascii="Avenir Next" w:hAnsi="Avenir Next" w:cs="Avenir Next" w:eastAsia="Avenir Next"/>
                 <w:color w:val="1A1A1A"/>
-                <w:sz w:val="21"/>
+                <w:sz w:val="22"/>
                 <w:szCs w:val="21"/>
               </w:rPr>
               <w:t xml:space="preserve">.</w:t>
@@ -2105,6 +2122,7 @@
     </w:tbl>
     <w:p>
       <w:pPr>
+        <w:pStyle w:val="Heading2"/>
         <w:keepNext/>
         <w:pBdr>
           <w:bottom w:val="single" w:sz="8" w:space="3" w:color="003A70"/>
@@ -2120,7 +2138,7 @@
           <w:b/>
           <w:color w:val="003A70"/>
           <w:spacing w:val="14"/>
-          <w:sz w:val="19"/>
+          <w:sz w:val="22"/>
           <w:szCs w:val="19"/>
         </w:rPr>
         <w:t xml:space="preserve">WATCH ME</w:t>
@@ -2139,7 +2157,7 @@
           <w:rFonts w:ascii="Avenir Next" w:hAnsi="Avenir Next" w:cs="Avenir Next" w:eastAsia="Avenir Next"/>
           <w:i/>
           <w:color w:val="5A5F66"/>
-          <w:sz w:val="17"/>
+          <w:sz w:val="22"/>
           <w:szCs w:val="17"/>
         </w:rPr>
         <w:t xml:space="preserve">the steps in action</w:t>
@@ -2147,14 +2165,14 @@
     </w:p>
     <w:p>
       <w:pPr>
-        <w:spacing w:before="0" w:after="40" w:line="264" w:lineRule="auto"/>
+        <w:spacing w:before="0" w:after="40" w:line="252" w:lineRule="auto"/>
       </w:pPr>
       <w:r>
         <w:rPr>
           <w:rFonts w:ascii="Avenir Next" w:hAnsi="Avenir Next" w:cs="Avenir Next" w:eastAsia="Avenir Next"/>
           <w:b/>
           <w:color w:val="1A1A1A"/>
-          <w:sz w:val="21"/>
+          <w:sz w:val="22"/>
           <w:szCs w:val="21"/>
         </w:rPr>
         <w:t xml:space="preserve">Is 51 prime or composite?</w:t>
@@ -2165,7 +2183,7 @@
         <w:tabs>
           <w:tab w:val="left" w:pos="950"/>
         </w:tabs>
-        <w:spacing w:before="0" w:after="24" w:line="256" w:lineRule="auto"/>
+        <w:spacing w:before="0" w:after="24" w:line="248" w:lineRule="auto"/>
         <w:ind w:left="950" w:hanging="950"/>
       </w:pPr>
       <w:r>
@@ -2173,25 +2191,25 @@
           <w:rFonts w:ascii="Avenir Next" w:hAnsi="Avenir Next" w:cs="Avenir Next" w:eastAsia="Avenir Next"/>
           <w:b/>
           <w:color w:val="003A70"/>
+          <w:sz w:val="22"/>
+          <w:szCs w:val="19"/>
+        </w:rPr>
+        <w:t xml:space="preserve">Step 1</w:t>
+      </w:r>
+      <w:r>
+        <w:rPr>
+          <w:rFonts w:ascii="Avenir Next" w:hAnsi="Avenir Next" w:cs="Avenir Next" w:eastAsia="Avenir Next"/>
+          <w:color w:val="1A1A1A"/>
           <w:sz w:val="19"/>
           <w:szCs w:val="19"/>
         </w:rPr>
-        <w:t xml:space="preserve">Step 1</w:t>
-      </w:r>
-      <w:r>
-        <w:rPr>
-          <w:rFonts w:ascii="Avenir Next" w:hAnsi="Avenir Next" w:cs="Avenir Next" w:eastAsia="Avenir Next"/>
-          <w:color w:val="1A1A1A"/>
-          <w:sz w:val="19"/>
-          <w:szCs w:val="19"/>
-        </w:rPr>
         <w:tab/>
       </w:r>
       <w:r>
         <w:rPr>
           <w:rFonts w:ascii="Avenir Next" w:hAnsi="Avenir Next" w:cs="Avenir Next" w:eastAsia="Avenir Next"/>
           <w:color w:val="1A1A1A"/>
-          <w:sz w:val="21"/>
+          <w:sz w:val="22"/>
           <w:szCs w:val="21"/>
         </w:rPr>
         <w:t xml:space="preserve">2: no. 3: 5 + 1 = 6, so yes.</w:t>
@@ -2202,7 +2220,7 @@
         <w:tabs>
           <w:tab w:val="left" w:pos="950"/>
         </w:tabs>
-        <w:spacing w:before="0" w:after="24" w:line="256" w:lineRule="auto"/>
+        <w:spacing w:before="0" w:after="24" w:line="248" w:lineRule="auto"/>
         <w:ind w:left="950" w:hanging="950"/>
       </w:pPr>
       <w:r>
@@ -2210,25 +2228,25 @@
           <w:rFonts w:ascii="Avenir Next" w:hAnsi="Avenir Next" w:cs="Avenir Next" w:eastAsia="Avenir Next"/>
           <w:b/>
           <w:color w:val="003A70"/>
+          <w:sz w:val="22"/>
+          <w:szCs w:val="19"/>
+        </w:rPr>
+        <w:t xml:space="preserve">Step 2</w:t>
+      </w:r>
+      <w:r>
+        <w:rPr>
+          <w:rFonts w:ascii="Avenir Next" w:hAnsi="Avenir Next" w:cs="Avenir Next" w:eastAsia="Avenir Next"/>
+          <w:color w:val="1A1A1A"/>
           <w:sz w:val="19"/>
           <w:szCs w:val="19"/>
         </w:rPr>
-        <w:t xml:space="preserve">Step 2</w:t>
-      </w:r>
-      <w:r>
-        <w:rPr>
-          <w:rFonts w:ascii="Avenir Next" w:hAnsi="Avenir Next" w:cs="Avenir Next" w:eastAsia="Avenir Next"/>
-          <w:color w:val="1A1A1A"/>
-          <w:sz w:val="19"/>
-          <w:szCs w:val="19"/>
-        </w:rPr>
         <w:tab/>
       </w:r>
       <w:r>
         <w:rPr>
           <w:rFonts w:ascii="Avenir Next" w:hAnsi="Avenir Next" w:cs="Avenir Next" w:eastAsia="Avenir Next"/>
           <w:color w:val="1A1A1A"/>
-          <w:sz w:val="21"/>
+          <w:sz w:val="22"/>
           <w:szCs w:val="21"/>
         </w:rPr>
         <w:t xml:space="preserve">51 = 3 × 17.</w:t>
@@ -2239,7 +2257,7 @@
         <w:tabs>
           <w:tab w:val="left" w:pos="950"/>
         </w:tabs>
-        <w:spacing w:before="0" w:after="24" w:line="256" w:lineRule="auto"/>
+        <w:spacing w:before="0" w:after="24" w:line="248" w:lineRule="auto"/>
         <w:ind w:left="950" w:hanging="950"/>
       </w:pPr>
       <w:r>
@@ -2247,25 +2265,25 @@
           <w:rFonts w:ascii="Avenir Next" w:hAnsi="Avenir Next" w:cs="Avenir Next" w:eastAsia="Avenir Next"/>
           <w:b/>
           <w:color w:val="003A70"/>
+          <w:sz w:val="22"/>
+          <w:szCs w:val="19"/>
+        </w:rPr>
+        <w:t xml:space="preserve">Step 3</w:t>
+      </w:r>
+      <w:r>
+        <w:rPr>
+          <w:rFonts w:ascii="Avenir Next" w:hAnsi="Avenir Next" w:cs="Avenir Next" w:eastAsia="Avenir Next"/>
+          <w:color w:val="1A1A1A"/>
           <w:sz w:val="19"/>
           <w:szCs w:val="19"/>
         </w:rPr>
-        <w:t xml:space="preserve">Step 3</w:t>
-      </w:r>
-      <w:r>
-        <w:rPr>
-          <w:rFonts w:ascii="Avenir Next" w:hAnsi="Avenir Next" w:cs="Avenir Next" w:eastAsia="Avenir Next"/>
-          <w:color w:val="1A1A1A"/>
-          <w:sz w:val="19"/>
-          <w:szCs w:val="19"/>
-        </w:rPr>
         <w:tab/>
       </w:r>
       <w:r>
         <w:rPr>
           <w:rFonts w:ascii="Avenir Next" w:hAnsi="Avenir Next" w:cs="Avenir Next" w:eastAsia="Avenir Next"/>
           <w:color w:val="1A1A1A"/>
-          <w:sz w:val="21"/>
+          <w:sz w:val="22"/>
           <w:szCs w:val="21"/>
         </w:rPr>
         <w:t xml:space="preserve">There is a pair, so 51 is composite.</w:t>
@@ -2276,7 +2294,7 @@
         <w:tabs>
           <w:tab w:val="left" w:pos="950"/>
         </w:tabs>
-        <w:spacing w:before="20" w:after="0" w:line="256" w:lineRule="auto"/>
+        <w:spacing w:before="20" w:after="0" w:line="248" w:lineRule="auto"/>
         <w:ind w:left="950" w:hanging="950"/>
       </w:pPr>
       <w:r>
@@ -2284,18 +2302,18 @@
           <w:rFonts w:ascii="Avenir Next" w:hAnsi="Avenir Next" w:cs="Avenir Next" w:eastAsia="Avenir Next"/>
           <w:b/>
           <w:color w:val="1A1A1A"/>
+          <w:sz w:val="22"/>
+          <w:szCs w:val="21"/>
+        </w:rPr>
+        <w:t xml:space="preserve">Answer</w:t>
+      </w:r>
+      <w:r>
+        <w:rPr>
+          <w:rFonts w:ascii="Avenir Next" w:hAnsi="Avenir Next" w:cs="Avenir Next" w:eastAsia="Avenir Next"/>
+          <w:color w:val="1A1A1A"/>
           <w:sz w:val="21"/>
           <w:szCs w:val="21"/>
         </w:rPr>
-        <w:t xml:space="preserve">Answer</w:t>
-      </w:r>
-      <w:r>
-        <w:rPr>
-          <w:rFonts w:ascii="Avenir Next" w:hAnsi="Avenir Next" w:cs="Avenir Next" w:eastAsia="Avenir Next"/>
-          <w:color w:val="1A1A1A"/>
-          <w:sz w:val="21"/>
-          <w:szCs w:val="21"/>
-        </w:rPr>
         <w:tab/>
       </w:r>
       <w:r>
@@ -2303,7 +2321,7 @@
           <w:rFonts w:ascii="Avenir Next" w:hAnsi="Avenir Next" w:cs="Avenir Next" w:eastAsia="Avenir Next"/>
           <w:b/>
           <w:color w:val="1A1A1A"/>
-          <w:sz w:val="21"/>
+          <w:sz w:val="22"/>
           <w:szCs w:val="21"/>
         </w:rPr>
         <w:t xml:space="preserve">Composite</w:t>
@@ -2311,6 +2329,7 @@
     </w:p>
     <w:p>
       <w:pPr>
+        <w:pStyle w:val="Heading2"/>
         <w:keepNext/>
         <w:pBdr>
           <w:bottom w:val="single" w:sz="8" w:space="3" w:color="003A70"/>
@@ -2326,7 +2345,7 @@
           <w:b/>
           <w:color w:val="003A70"/>
           <w:spacing w:val="14"/>
-          <w:sz w:val="19"/>
+          <w:sz w:val="22"/>
           <w:szCs w:val="19"/>
         </w:rPr>
         <w:t xml:space="preserve">TRY IT WITH HELP</w:t>
@@ -2345,7 +2364,7 @@
           <w:rFonts w:ascii="Avenir Next" w:hAnsi="Avenir Next" w:cs="Avenir Next" w:eastAsia="Avenir Next"/>
           <w:i/>
           <w:color w:val="5A5F66"/>
-          <w:sz w:val="17"/>
+          <w:sz w:val="22"/>
           <w:szCs w:val="17"/>
         </w:rPr>
         <w:t xml:space="preserve">fill in each step</w:t>
@@ -2357,7 +2376,7 @@
         <w:tabs>
           <w:tab w:val="left" w:pos="432"/>
         </w:tabs>
-        <w:spacing w:before="90" w:after="40" w:line="268" w:lineRule="auto"/>
+        <w:spacing w:before="90" w:after="40" w:line="254" w:lineRule="auto"/>
         <w:ind w:left="432" w:hanging="432"/>
       </w:pPr>
       <w:r>
@@ -2395,7 +2414,7 @@
         <w:tabs>
           <w:tab w:val="left" w:pos="1300"/>
         </w:tabs>
-        <w:spacing w:before="0" w:after="24" w:line="272" w:lineRule="auto"/>
+        <w:spacing w:before="0" w:after="24" w:line="256" w:lineRule="auto"/>
         <w:ind w:left="1300" w:hanging="868"/>
       </w:pPr>
       <w:r>
@@ -2403,35 +2422,35 @@
           <w:rFonts w:ascii="Avenir Next" w:hAnsi="Avenir Next" w:cs="Avenir Next" w:eastAsia="Avenir Next"/>
           <w:b/>
           <w:color w:val="003A70"/>
+          <w:sz w:val="22"/>
+          <w:szCs w:val="18"/>
+        </w:rPr>
+        <w:t xml:space="preserve">Step 1</w:t>
+      </w:r>
+      <w:r>
+        <w:rPr>
+          <w:rFonts w:ascii="Avenir Next" w:hAnsi="Avenir Next" w:cs="Avenir Next" w:eastAsia="Avenir Next"/>
+          <w:color w:val="1A1A1A"/>
           <w:sz w:val="18"/>
           <w:szCs w:val="18"/>
         </w:rPr>
-        <w:t xml:space="preserve">Step 1</w:t>
-      </w:r>
-      <w:r>
-        <w:rPr>
-          <w:rFonts w:ascii="Avenir Next" w:hAnsi="Avenir Next" w:cs="Avenir Next" w:eastAsia="Avenir Next"/>
-          <w:color w:val="1A1A1A"/>
-          <w:sz w:val="18"/>
-          <w:szCs w:val="18"/>
-        </w:rPr>
         <w:tab/>
       </w:r>
       <w:r>
         <w:rPr>
           <w:rFonts w:ascii="Avenir Next" w:hAnsi="Avenir Next" w:cs="Avenir Next" w:eastAsia="Avenir Next"/>
           <w:color w:val="1A1A1A"/>
+          <w:sz w:val="22"/>
+          <w:szCs w:val="21"/>
+        </w:rPr>
+        <w:t xml:space="preserve">The first number that works is </w:t>
+      </w:r>
+      <w:r>
+        <w:rPr>
+          <w:rFonts w:ascii="Avenir Next" w:hAnsi="Avenir Next" w:cs="Avenir Next" w:eastAsia="Avenir Next"/>
+          <w:color w:val="1A1A1A"/>
           <w:sz w:val="21"/>
           <w:szCs w:val="21"/>
-        </w:rPr>
-        <w:t xml:space="preserve">The first number that works is </w:t>
-      </w:r>
-      <w:r>
-        <w:rPr>
-          <w:rFonts w:ascii="Avenir Next" w:hAnsi="Avenir Next" w:cs="Avenir Next" w:eastAsia="Avenir Next"/>
-          <w:color w:val="1A1A1A"/>
-          <w:sz w:val="21"/>
-          <w:szCs w:val="21"/>
           <w:u w:val="single"/>
         </w:rPr>
         <w:t xml:space="preserve">                </w:t>
@@ -2440,7 +2459,7 @@
         <w:rPr>
           <w:rFonts w:ascii="Avenir Next" w:hAnsi="Avenir Next" w:cs="Avenir Next" w:eastAsia="Avenir Next"/>
           <w:color w:val="1A1A1A"/>
-          <w:sz w:val="21"/>
+          <w:sz w:val="22"/>
           <w:szCs w:val="21"/>
         </w:rPr>
         <w:t xml:space="preserve">.</w:t>
@@ -2452,7 +2471,7 @@
         <w:tabs>
           <w:tab w:val="left" w:pos="1300"/>
         </w:tabs>
-        <w:spacing w:before="0" w:after="24" w:line="272" w:lineRule="auto"/>
+        <w:spacing w:before="0" w:after="24" w:line="256" w:lineRule="auto"/>
         <w:ind w:left="1300" w:hanging="868"/>
       </w:pPr>
       <w:r>
@@ -2460,35 +2479,35 @@
           <w:rFonts w:ascii="Avenir Next" w:hAnsi="Avenir Next" w:cs="Avenir Next" w:eastAsia="Avenir Next"/>
           <w:b/>
           <w:color w:val="003A70"/>
+          <w:sz w:val="22"/>
+          <w:szCs w:val="18"/>
+        </w:rPr>
+        <w:t xml:space="preserve">Step 2</w:t>
+      </w:r>
+      <w:r>
+        <w:rPr>
+          <w:rFonts w:ascii="Avenir Next" w:hAnsi="Avenir Next" w:cs="Avenir Next" w:eastAsia="Avenir Next"/>
+          <w:color w:val="1A1A1A"/>
           <w:sz w:val="18"/>
           <w:szCs w:val="18"/>
         </w:rPr>
-        <w:t xml:space="preserve">Step 2</w:t>
-      </w:r>
-      <w:r>
-        <w:rPr>
-          <w:rFonts w:ascii="Avenir Next" w:hAnsi="Avenir Next" w:cs="Avenir Next" w:eastAsia="Avenir Next"/>
-          <w:color w:val="1A1A1A"/>
-          <w:sz w:val="18"/>
-          <w:szCs w:val="18"/>
-        </w:rPr>
         <w:tab/>
       </w:r>
       <w:r>
         <w:rPr>
           <w:rFonts w:ascii="Avenir Next" w:hAnsi="Avenir Next" w:cs="Avenir Next" w:eastAsia="Avenir Next"/>
           <w:color w:val="1A1A1A"/>
+          <w:sz w:val="22"/>
+          <w:szCs w:val="21"/>
+        </w:rPr>
+        <w:t xml:space="preserve">21 = </w:t>
+      </w:r>
+      <w:r>
+        <w:rPr>
+          <w:rFonts w:ascii="Avenir Next" w:hAnsi="Avenir Next" w:cs="Avenir Next" w:eastAsia="Avenir Next"/>
+          <w:color w:val="1A1A1A"/>
           <w:sz w:val="21"/>
           <w:szCs w:val="21"/>
-        </w:rPr>
-        <w:t xml:space="preserve">21 = </w:t>
-      </w:r>
-      <w:r>
-        <w:rPr>
-          <w:rFonts w:ascii="Avenir Next" w:hAnsi="Avenir Next" w:cs="Avenir Next" w:eastAsia="Avenir Next"/>
-          <w:color w:val="1A1A1A"/>
-          <w:sz w:val="21"/>
-          <w:szCs w:val="21"/>
           <w:u w:val="single"/>
         </w:rPr>
         <w:t xml:space="preserve">                </w:t>
@@ -2497,7 +2516,7 @@
         <w:rPr>
           <w:rFonts w:ascii="Avenir Next" w:hAnsi="Avenir Next" w:cs="Avenir Next" w:eastAsia="Avenir Next"/>
           <w:color w:val="1A1A1A"/>
-          <w:sz w:val="21"/>
+          <w:sz w:val="22"/>
           <w:szCs w:val="21"/>
         </w:rPr>
         <w:t xml:space="preserve"> × </w:t>
@@ -2519,7 +2538,7 @@
         <w:tabs>
           <w:tab w:val="left" w:pos="1300"/>
         </w:tabs>
-        <w:spacing w:before="0" w:after="24" w:line="272" w:lineRule="auto"/>
+        <w:spacing w:before="0" w:after="24" w:line="256" w:lineRule="auto"/>
         <w:ind w:left="1300" w:hanging="868"/>
       </w:pPr>
       <w:r>
@@ -2527,35 +2546,35 @@
           <w:rFonts w:ascii="Avenir Next" w:hAnsi="Avenir Next" w:cs="Avenir Next" w:eastAsia="Avenir Next"/>
           <w:b/>
           <w:color w:val="003A70"/>
+          <w:sz w:val="22"/>
+          <w:szCs w:val="18"/>
+        </w:rPr>
+        <w:t xml:space="preserve">Step 3</w:t>
+      </w:r>
+      <w:r>
+        <w:rPr>
+          <w:rFonts w:ascii="Avenir Next" w:hAnsi="Avenir Next" w:cs="Avenir Next" w:eastAsia="Avenir Next"/>
+          <w:color w:val="1A1A1A"/>
           <w:sz w:val="18"/>
           <w:szCs w:val="18"/>
         </w:rPr>
-        <w:t xml:space="preserve">Step 3</w:t>
-      </w:r>
-      <w:r>
-        <w:rPr>
-          <w:rFonts w:ascii="Avenir Next" w:hAnsi="Avenir Next" w:cs="Avenir Next" w:eastAsia="Avenir Next"/>
-          <w:color w:val="1A1A1A"/>
-          <w:sz w:val="18"/>
-          <w:szCs w:val="18"/>
-        </w:rPr>
         <w:tab/>
       </w:r>
       <w:r>
         <w:rPr>
           <w:rFonts w:ascii="Avenir Next" w:hAnsi="Avenir Next" w:cs="Avenir Next" w:eastAsia="Avenir Next"/>
           <w:color w:val="1A1A1A"/>
+          <w:sz w:val="22"/>
+          <w:szCs w:val="21"/>
+        </w:rPr>
+        <w:t xml:space="preserve">21 is </w:t>
+      </w:r>
+      <w:r>
+        <w:rPr>
+          <w:rFonts w:ascii="Avenir Next" w:hAnsi="Avenir Next" w:cs="Avenir Next" w:eastAsia="Avenir Next"/>
+          <w:color w:val="1A1A1A"/>
           <w:sz w:val="21"/>
           <w:szCs w:val="21"/>
-        </w:rPr>
-        <w:t xml:space="preserve">21 is </w:t>
-      </w:r>
-      <w:r>
-        <w:rPr>
-          <w:rFonts w:ascii="Avenir Next" w:hAnsi="Avenir Next" w:cs="Avenir Next" w:eastAsia="Avenir Next"/>
-          <w:color w:val="1A1A1A"/>
-          <w:sz w:val="21"/>
-          <w:szCs w:val="21"/>
           <w:u w:val="single"/>
         </w:rPr>
         <w:t xml:space="preserve">                </w:t>
@@ -2564,7 +2583,7 @@
         <w:rPr>
           <w:rFonts w:ascii="Avenir Next" w:hAnsi="Avenir Next" w:cs="Avenir Next" w:eastAsia="Avenir Next"/>
           <w:color w:val="1A1A1A"/>
-          <w:sz w:val="21"/>
+          <w:sz w:val="22"/>
           <w:szCs w:val="21"/>
         </w:rPr>
         <w:t xml:space="preserve">.</w:t>
@@ -2581,7 +2600,7 @@
         <w:tabs>
           <w:tab w:val="left" w:pos="432"/>
         </w:tabs>
-        <w:spacing w:before="90" w:after="40" w:line="268" w:lineRule="auto"/>
+        <w:spacing w:before="90" w:after="40" w:line="254" w:lineRule="auto"/>
         <w:ind w:left="432" w:hanging="432"/>
       </w:pPr>
       <w:r>
@@ -2619,7 +2638,7 @@
         <w:tabs>
           <w:tab w:val="left" w:pos="1300"/>
         </w:tabs>
-        <w:spacing w:before="0" w:after="24" w:line="272" w:lineRule="auto"/>
+        <w:spacing w:before="0" w:after="24" w:line="256" w:lineRule="auto"/>
         <w:ind w:left="1300" w:hanging="868"/>
       </w:pPr>
       <w:r>
@@ -2627,25 +2646,25 @@
           <w:rFonts w:ascii="Avenir Next" w:hAnsi="Avenir Next" w:cs="Avenir Next" w:eastAsia="Avenir Next"/>
           <w:b/>
           <w:color w:val="003A70"/>
+          <w:sz w:val="22"/>
+          <w:szCs w:val="18"/>
+        </w:rPr>
+        <w:t xml:space="preserve">Step 1</w:t>
+      </w:r>
+      <w:r>
+        <w:rPr>
+          <w:rFonts w:ascii="Avenir Next" w:hAnsi="Avenir Next" w:cs="Avenir Next" w:eastAsia="Avenir Next"/>
+          <w:color w:val="1A1A1A"/>
           <w:sz w:val="18"/>
           <w:szCs w:val="18"/>
         </w:rPr>
-        <w:t xml:space="preserve">Step 1</w:t>
-      </w:r>
-      <w:r>
-        <w:rPr>
-          <w:rFonts w:ascii="Avenir Next" w:hAnsi="Avenir Next" w:cs="Avenir Next" w:eastAsia="Avenir Next"/>
-          <w:color w:val="1A1A1A"/>
-          <w:sz w:val="18"/>
-          <w:szCs w:val="18"/>
-        </w:rPr>
         <w:tab/>
       </w:r>
       <w:r>
         <w:rPr>
           <w:rFonts w:ascii="Avenir Next" w:hAnsi="Avenir Next" w:cs="Avenir Next" w:eastAsia="Avenir Next"/>
           <w:color w:val="1A1A1A"/>
-          <w:sz w:val="21"/>
+          <w:sz w:val="22"/>
           <w:szCs w:val="21"/>
         </w:rPr>
         <w:t xml:space="preserve">Do 2, 3, 5, or 7 work? </w:t>
@@ -2667,7 +2686,7 @@
         <w:tabs>
           <w:tab w:val="left" w:pos="1300"/>
         </w:tabs>
-        <w:spacing w:before="0" w:after="24" w:line="272" w:lineRule="auto"/>
+        <w:spacing w:before="0" w:after="24" w:line="256" w:lineRule="auto"/>
         <w:ind w:left="1300" w:hanging="868"/>
       </w:pPr>
       <w:r>
@@ -2675,25 +2694,25 @@
           <w:rFonts w:ascii="Avenir Next" w:hAnsi="Avenir Next" w:cs="Avenir Next" w:eastAsia="Avenir Next"/>
           <w:b/>
           <w:color w:val="003A70"/>
+          <w:sz w:val="22"/>
+          <w:szCs w:val="18"/>
+        </w:rPr>
+        <w:t xml:space="preserve">Step 2</w:t>
+      </w:r>
+      <w:r>
+        <w:rPr>
+          <w:rFonts w:ascii="Avenir Next" w:hAnsi="Avenir Next" w:cs="Avenir Next" w:eastAsia="Avenir Next"/>
+          <w:color w:val="1A1A1A"/>
           <w:sz w:val="18"/>
           <w:szCs w:val="18"/>
         </w:rPr>
-        <w:t xml:space="preserve">Step 2</w:t>
-      </w:r>
-      <w:r>
-        <w:rPr>
-          <w:rFonts w:ascii="Avenir Next" w:hAnsi="Avenir Next" w:cs="Avenir Next" w:eastAsia="Avenir Next"/>
-          <w:color w:val="1A1A1A"/>
-          <w:sz w:val="18"/>
-          <w:szCs w:val="18"/>
-        </w:rPr>
         <w:tab/>
       </w:r>
       <w:r>
         <w:rPr>
           <w:rFonts w:ascii="Avenir Next" w:hAnsi="Avenir Next" w:cs="Avenir Next" w:eastAsia="Avenir Next"/>
           <w:color w:val="1A1A1A"/>
-          <w:sz w:val="21"/>
+          <w:sz w:val="22"/>
           <w:szCs w:val="21"/>
         </w:rPr>
         <w:t xml:space="preserve">Factor pair: </w:t>
@@ -2715,7 +2734,7 @@
         <w:tabs>
           <w:tab w:val="left" w:pos="1300"/>
         </w:tabs>
-        <w:spacing w:before="0" w:after="24" w:line="272" w:lineRule="auto"/>
+        <w:spacing w:before="0" w:after="24" w:line="256" w:lineRule="auto"/>
         <w:ind w:left="1300" w:hanging="868"/>
       </w:pPr>
       <w:r>
@@ -2723,35 +2742,35 @@
           <w:rFonts w:ascii="Avenir Next" w:hAnsi="Avenir Next" w:cs="Avenir Next" w:eastAsia="Avenir Next"/>
           <w:b/>
           <w:color w:val="003A70"/>
+          <w:sz w:val="22"/>
+          <w:szCs w:val="18"/>
+        </w:rPr>
+        <w:t xml:space="preserve">Step 3</w:t>
+      </w:r>
+      <w:r>
+        <w:rPr>
+          <w:rFonts w:ascii="Avenir Next" w:hAnsi="Avenir Next" w:cs="Avenir Next" w:eastAsia="Avenir Next"/>
+          <w:color w:val="1A1A1A"/>
           <w:sz w:val="18"/>
           <w:szCs w:val="18"/>
         </w:rPr>
-        <w:t xml:space="preserve">Step 3</w:t>
-      </w:r>
-      <w:r>
-        <w:rPr>
-          <w:rFonts w:ascii="Avenir Next" w:hAnsi="Avenir Next" w:cs="Avenir Next" w:eastAsia="Avenir Next"/>
-          <w:color w:val="1A1A1A"/>
-          <w:sz w:val="18"/>
-          <w:szCs w:val="18"/>
-        </w:rPr>
         <w:tab/>
       </w:r>
       <w:r>
         <w:rPr>
           <w:rFonts w:ascii="Avenir Next" w:hAnsi="Avenir Next" w:cs="Avenir Next" w:eastAsia="Avenir Next"/>
           <w:color w:val="1A1A1A"/>
+          <w:sz w:val="22"/>
+          <w:szCs w:val="21"/>
+        </w:rPr>
+        <w:t xml:space="preserve">23 is </w:t>
+      </w:r>
+      <w:r>
+        <w:rPr>
+          <w:rFonts w:ascii="Avenir Next" w:hAnsi="Avenir Next" w:cs="Avenir Next" w:eastAsia="Avenir Next"/>
+          <w:color w:val="1A1A1A"/>
           <w:sz w:val="21"/>
           <w:szCs w:val="21"/>
-        </w:rPr>
-        <w:t xml:space="preserve">23 is </w:t>
-      </w:r>
-      <w:r>
-        <w:rPr>
-          <w:rFonts w:ascii="Avenir Next" w:hAnsi="Avenir Next" w:cs="Avenir Next" w:eastAsia="Avenir Next"/>
-          <w:color w:val="1A1A1A"/>
-          <w:sz w:val="21"/>
-          <w:szCs w:val="21"/>
           <w:u w:val="single"/>
         </w:rPr>
         <w:t xml:space="preserve">                </w:t>
@@ -2760,7 +2779,7 @@
         <w:rPr>
           <w:rFonts w:ascii="Avenir Next" w:hAnsi="Avenir Next" w:cs="Avenir Next" w:eastAsia="Avenir Next"/>
           <w:color w:val="1A1A1A"/>
-          <w:sz w:val="21"/>
+          <w:sz w:val="22"/>
           <w:szCs w:val="21"/>
         </w:rPr>
         <w:t xml:space="preserve">.</w:t>
@@ -2773,6 +2792,7 @@
     </w:p>
     <w:p>
       <w:pPr>
+        <w:pStyle w:val="Heading2"/>
         <w:keepNext/>
         <w:pBdr>
           <w:bottom w:val="single" w:sz="8" w:space="3" w:color="003A70"/>
@@ -2788,7 +2808,7 @@
           <w:b/>
           <w:color w:val="003A70"/>
           <w:spacing w:val="14"/>
-          <w:sz w:val="19"/>
+          <w:sz w:val="22"/>
           <w:szCs w:val="19"/>
         </w:rPr>
         <w:t xml:space="preserve">YOUR TURN</w:t>
@@ -2807,7 +2827,7 @@
           <w:rFonts w:ascii="Avenir Next" w:hAnsi="Avenir Next" w:cs="Avenir Next" w:eastAsia="Avenir Next"/>
           <w:i/>
           <w:color w:val="5A5F66"/>
-          <w:sz w:val="17"/>
+          <w:sz w:val="22"/>
           <w:szCs w:val="17"/>
         </w:rPr>
         <w:t xml:space="preserve">use the steps on your own</w:t>
@@ -2857,7 +2877,7 @@
               <w:tabs>
                 <w:tab w:val="left" w:pos="432"/>
               </w:tabs>
-              <w:spacing w:before="90" w:after="40" w:line="268" w:lineRule="auto"/>
+              <w:spacing w:before="90" w:after="40" w:line="254" w:lineRule="auto"/>
               <w:ind w:left="432" w:hanging="432"/>
             </w:pPr>
             <w:r>
@@ -2931,7 +2951,7 @@
                     <w:tabs>
                       <w:tab w:val="left" w:pos="340"/>
                     </w:tabs>
-                    <w:spacing w:before="0" w:after="0" w:line="276" w:lineRule="auto"/>
+                    <w:spacing w:before="0" w:after="0" w:line="258" w:lineRule="auto"/>
                     <w:ind w:left="340" w:hanging="340"/>
                   </w:pPr>
                   <w:r>
@@ -2993,7 +3013,7 @@
                     <w:tabs>
                       <w:tab w:val="left" w:pos="340"/>
                     </w:tabs>
-                    <w:spacing w:before="0" w:after="0" w:line="276" w:lineRule="auto"/>
+                    <w:spacing w:before="0" w:after="0" w:line="258" w:lineRule="auto"/>
                     <w:ind w:left="340" w:hanging="340"/>
                   </w:pPr>
                   <w:r>
@@ -3055,7 +3075,7 @@
                     <w:tabs>
                       <w:tab w:val="left" w:pos="340"/>
                     </w:tabs>
-                    <w:spacing w:before="0" w:after="0" w:line="276" w:lineRule="auto"/>
+                    <w:spacing w:before="0" w:after="0" w:line="258" w:lineRule="auto"/>
                     <w:ind w:left="340" w:hanging="340"/>
                   </w:pPr>
                   <w:r>
@@ -3123,7 +3143,7 @@
                     <w:tabs>
                       <w:tab w:val="left" w:pos="340"/>
                     </w:tabs>
-                    <w:spacing w:before="0" w:after="0" w:line="276" w:lineRule="auto"/>
+                    <w:spacing w:before="0" w:after="0" w:line="258" w:lineRule="auto"/>
                     <w:ind w:left="340" w:hanging="340"/>
                   </w:pPr>
                   <w:r>
@@ -3185,7 +3205,7 @@
                     <w:tabs>
                       <w:tab w:val="left" w:pos="340"/>
                     </w:tabs>
-                    <w:spacing w:before="0" w:after="0" w:line="276" w:lineRule="auto"/>
+                    <w:spacing w:before="0" w:after="0" w:line="258" w:lineRule="auto"/>
                     <w:ind w:left="340" w:hanging="340"/>
                   </w:pPr>
                   <w:r>
@@ -3247,7 +3267,7 @@
                     <w:tabs>
                       <w:tab w:val="left" w:pos="340"/>
                     </w:tabs>
-                    <w:spacing w:before="0" w:after="0" w:line="276" w:lineRule="auto"/>
+                    <w:spacing w:before="0" w:after="0" w:line="258" w:lineRule="auto"/>
                     <w:ind w:left="340" w:hanging="340"/>
                   </w:pPr>
                   <w:r>
@@ -3316,6 +3336,7 @@
     </w:p>
     <w:p>
       <w:pPr>
+        <w:pStyle w:val="Heading2"/>
         <w:keepNext/>
         <w:pBdr>
           <w:bottom w:val="single" w:sz="8" w:space="3" w:color="003A70"/>
@@ -3331,7 +3352,7 @@
           <w:b/>
           <w:color w:val="003A70"/>
           <w:spacing w:val="14"/>
-          <w:sz w:val="19"/>
+          <w:sz w:val="22"/>
           <w:szCs w:val="19"/>
         </w:rPr>
         <w:t xml:space="preserve">READY CHECK</w:t>
@@ -3350,7 +3371,7 @@
           <w:rFonts w:ascii="Avenir Next" w:hAnsi="Avenir Next" w:cs="Avenir Next" w:eastAsia="Avenir Next"/>
           <w:i/>
           <w:color w:val="5A5F66"/>
-          <w:sz w:val="17"/>
+          <w:sz w:val="22"/>
           <w:szCs w:val="17"/>
         </w:rPr>
         <w:t xml:space="preserve">a problem like the one in today’s lesson</w:t>
@@ -3400,7 +3421,7 @@
               <w:tabs>
                 <w:tab w:val="left" w:pos="432"/>
               </w:tabs>
-              <w:spacing w:before="90" w:after="40" w:line="268" w:lineRule="auto"/>
+              <w:spacing w:before="90" w:after="40" w:line="254" w:lineRule="auto"/>
               <w:ind w:left="432" w:hanging="432"/>
             </w:pPr>
             <w:r>
@@ -3474,7 +3495,7 @@
                     <w:tabs>
                       <w:tab w:val="left" w:pos="340"/>
                     </w:tabs>
-                    <w:spacing w:before="0" w:after="0" w:line="264" w:lineRule="auto"/>
+                    <w:spacing w:before="0" w:after="0" w:line="252" w:lineRule="auto"/>
                     <w:ind w:left="340" w:hanging="340"/>
                   </w:pPr>
                   <w:r>
@@ -3482,25 +3503,25 @@
                       <w:rFonts w:ascii="Avenir Next" w:hAnsi="Avenir Next" w:cs="Avenir Next" w:eastAsia="Avenir Next"/>
                       <w:b/>
                       <w:color w:val="003A70"/>
+                      <w:sz w:val="22"/>
+                      <w:szCs w:val="21"/>
+                    </w:rPr>
+                    <w:t xml:space="preserve">A</w:t>
+                  </w:r>
+                  <w:r>
+                    <w:rPr>
+                      <w:rFonts w:ascii="Avenir Next" w:hAnsi="Avenir Next" w:cs="Avenir Next" w:eastAsia="Avenir Next"/>
+                      <w:color w:val="1A1A1A"/>
                       <w:sz w:val="21"/>
                       <w:szCs w:val="21"/>
                     </w:rPr>
-                    <w:t xml:space="preserve">A</w:t>
-                  </w:r>
-                  <w:r>
-                    <w:rPr>
-                      <w:rFonts w:ascii="Avenir Next" w:hAnsi="Avenir Next" w:cs="Avenir Next" w:eastAsia="Avenir Next"/>
-                      <w:color w:val="1A1A1A"/>
-                      <w:sz w:val="21"/>
-                      <w:szCs w:val="21"/>
-                    </w:rPr>
                     <w:tab/>
                   </w:r>
                   <w:r>
                     <w:rPr>
                       <w:rFonts w:ascii="Avenir Next" w:hAnsi="Avenir Next" w:cs="Avenir Next" w:eastAsia="Avenir Next"/>
                       <w:color w:val="1A1A1A"/>
-                      <w:sz w:val="21"/>
+                      <w:sz w:val="22"/>
                       <w:szCs w:val="21"/>
                     </w:rPr>
                     <w:t xml:space="preserve">2 × 21</w:t>
@@ -3517,7 +3538,7 @@
                     <w:tabs>
                       <w:tab w:val="left" w:pos="340"/>
                     </w:tabs>
-                    <w:spacing w:before="0" w:after="0" w:line="264" w:lineRule="auto"/>
+                    <w:spacing w:before="0" w:after="0" w:line="252" w:lineRule="auto"/>
                     <w:ind w:left="340" w:hanging="340"/>
                   </w:pPr>
                   <w:r>
@@ -3525,25 +3546,25 @@
                       <w:rFonts w:ascii="Avenir Next" w:hAnsi="Avenir Next" w:cs="Avenir Next" w:eastAsia="Avenir Next"/>
                       <w:b/>
                       <w:color w:val="003A70"/>
+                      <w:sz w:val="22"/>
+                      <w:szCs w:val="21"/>
+                    </w:rPr>
+                    <w:t xml:space="preserve">B</w:t>
+                  </w:r>
+                  <w:r>
+                    <w:rPr>
+                      <w:rFonts w:ascii="Avenir Next" w:hAnsi="Avenir Next" w:cs="Avenir Next" w:eastAsia="Avenir Next"/>
+                      <w:color w:val="1A1A1A"/>
                       <w:sz w:val="21"/>
                       <w:szCs w:val="21"/>
                     </w:rPr>
-                    <w:t xml:space="preserve">B</w:t>
-                  </w:r>
-                  <w:r>
-                    <w:rPr>
-                      <w:rFonts w:ascii="Avenir Next" w:hAnsi="Avenir Next" w:cs="Avenir Next" w:eastAsia="Avenir Next"/>
-                      <w:color w:val="1A1A1A"/>
-                      <w:sz w:val="21"/>
-                      <w:szCs w:val="21"/>
-                    </w:rPr>
                     <w:tab/>
                   </w:r>
                   <w:r>
                     <w:rPr>
                       <w:rFonts w:ascii="Avenir Next" w:hAnsi="Avenir Next" w:cs="Avenir Next" w:eastAsia="Avenir Next"/>
                       <w:color w:val="1A1A1A"/>
-                      <w:sz w:val="21"/>
+                      <w:sz w:val="22"/>
                       <w:szCs w:val="21"/>
                     </w:rPr>
                     <w:t xml:space="preserve">6 × 7</w:t>
@@ -3560,7 +3581,7 @@
                     <w:tabs>
                       <w:tab w:val="left" w:pos="340"/>
                     </w:tabs>
-                    <w:spacing w:before="0" w:after="0" w:line="264" w:lineRule="auto"/>
+                    <w:spacing w:before="0" w:after="0" w:line="252" w:lineRule="auto"/>
                     <w:ind w:left="340" w:hanging="340"/>
                   </w:pPr>
                   <w:r>
@@ -3568,25 +3589,25 @@
                       <w:rFonts w:ascii="Avenir Next" w:hAnsi="Avenir Next" w:cs="Avenir Next" w:eastAsia="Avenir Next"/>
                       <w:b/>
                       <w:color w:val="003A70"/>
+                      <w:sz w:val="22"/>
+                      <w:szCs w:val="21"/>
+                    </w:rPr>
+                    <w:t xml:space="preserve">C</w:t>
+                  </w:r>
+                  <w:r>
+                    <w:rPr>
+                      <w:rFonts w:ascii="Avenir Next" w:hAnsi="Avenir Next" w:cs="Avenir Next" w:eastAsia="Avenir Next"/>
+                      <w:color w:val="1A1A1A"/>
                       <w:sz w:val="21"/>
                       <w:szCs w:val="21"/>
                     </w:rPr>
-                    <w:t xml:space="preserve">C</w:t>
-                  </w:r>
-                  <w:r>
-                    <w:rPr>
-                      <w:rFonts w:ascii="Avenir Next" w:hAnsi="Avenir Next" w:cs="Avenir Next" w:eastAsia="Avenir Next"/>
-                      <w:color w:val="1A1A1A"/>
-                      <w:sz w:val="21"/>
-                      <w:szCs w:val="21"/>
-                    </w:rPr>
                     <w:tab/>
                   </w:r>
                   <w:r>
                     <w:rPr>
                       <w:rFonts w:ascii="Avenir Next" w:hAnsi="Avenir Next" w:cs="Avenir Next" w:eastAsia="Avenir Next"/>
                       <w:color w:val="1A1A1A"/>
-                      <w:sz w:val="21"/>
+                      <w:sz w:val="22"/>
                       <w:szCs w:val="21"/>
                     </w:rPr>
                     <w:t xml:space="preserve">2 × 3 × 7</w:t>
@@ -3603,7 +3624,7 @@
                     <w:tabs>
                       <w:tab w:val="left" w:pos="340"/>
                     </w:tabs>
-                    <w:spacing w:before="0" w:after="0" w:line="264" w:lineRule="auto"/>
+                    <w:spacing w:before="0" w:after="0" w:line="252" w:lineRule="auto"/>
                     <w:ind w:left="340" w:hanging="340"/>
                   </w:pPr>
                   <w:r>
@@ -3611,25 +3632,25 @@
                       <w:rFonts w:ascii="Avenir Next" w:hAnsi="Avenir Next" w:cs="Avenir Next" w:eastAsia="Avenir Next"/>
                       <w:b/>
                       <w:color w:val="003A70"/>
+                      <w:sz w:val="22"/>
+                      <w:szCs w:val="21"/>
+                    </w:rPr>
+                    <w:t xml:space="preserve">D</w:t>
+                  </w:r>
+                  <w:r>
+                    <w:rPr>
+                      <w:rFonts w:ascii="Avenir Next" w:hAnsi="Avenir Next" w:cs="Avenir Next" w:eastAsia="Avenir Next"/>
+                      <w:color w:val="1A1A1A"/>
                       <w:sz w:val="21"/>
                       <w:szCs w:val="21"/>
                     </w:rPr>
-                    <w:t xml:space="preserve">D</w:t>
-                  </w:r>
-                  <w:r>
-                    <w:rPr>
-                      <w:rFonts w:ascii="Avenir Next" w:hAnsi="Avenir Next" w:cs="Avenir Next" w:eastAsia="Avenir Next"/>
-                      <w:color w:val="1A1A1A"/>
-                      <w:sz w:val="21"/>
-                      <w:szCs w:val="21"/>
-                    </w:rPr>
                     <w:tab/>
                   </w:r>
                   <w:r>
                     <w:rPr>
                       <w:rFonts w:ascii="Avenir Next" w:hAnsi="Avenir Next" w:cs="Avenir Next" w:eastAsia="Avenir Next"/>
                       <w:color w:val="1A1A1A"/>
-                      <w:sz w:val="21"/>
+                      <w:sz w:val="22"/>
                       <w:szCs w:val="21"/>
                     </w:rPr>
                     <w:t xml:space="preserve">1 × 42</w:t>
@@ -3678,19 +3699,42 @@
         <w:tblLook w:val="0000" w:firstRow="0" w:lastRow="0" w:firstColumn="0" w:lastColumn="0" w:noHBand="1" w:noVBand="1"/>
       </w:tblPr>
       <w:tblGrid>
-        <w:gridCol w:w="2000"/>
-        <w:gridCol w:w="2300"/>
-        <w:gridCol w:w="2100"/>
-        <w:gridCol w:w="3104"/>
+        <w:gridCol w:w="1750"/>
+        <w:gridCol w:w="2500"/>
+        <w:gridCol w:w="2200"/>
+        <w:gridCol w:w="3054"/>
       </w:tblGrid>
       <w:tr>
         <w:trPr>
           <w:cantSplit/>
-          <w:trHeight w:val="320" w:hRule="atLeast"/>
+          <w:trHeight w:val="300" w:hRule="atLeast"/>
         </w:trPr>
         <w:tc>
           <w:tcPr>
-            <w:tcW w:w="2000" w:type="dxa"/>
+            <w:tcW w:w="1750" w:type="dxa"/>
+            <w:vAlign w:val="center"/>
+          </w:tcPr>
+          <w:p>
+            <w:pPr>
+              <w:pStyle w:val="Heading2"/>
+              <w:spacing w:before="0" w:after="0" w:line="240" w:lineRule="auto"/>
+            </w:pPr>
+            <w:r>
+              <w:rPr>
+                <w:rFonts w:ascii="Avenir Next" w:hAnsi="Avenir Next" w:cs="Avenir Next" w:eastAsia="Avenir Next"/>
+                <w:b/>
+                <w:color w:val="003A70"/>
+                <w:spacing w:val="12"/>
+                <w:sz w:val="15"/>
+                <w:szCs w:val="15"/>
+              </w:rPr>
+              <w:t xml:space="preserve">CHECK YOURSELF</w:t>
+            </w:r>
+          </w:p>
+        </w:tc>
+        <w:tc>
+          <w:tcPr>
+            <w:tcW w:w="2500" w:type="dxa"/>
             <w:vAlign w:val="center"/>
           </w:tcPr>
           <w:p>
@@ -3699,20 +3743,27 @@
             </w:pPr>
             <w:r>
               <w:rPr>
-                <w:rFonts w:ascii="Avenir Next" w:hAnsi="Avenir Next" w:cs="Avenir Next" w:eastAsia="Avenir Next"/>
-                <w:b/>
-                <w:color w:val="003A70"/>
-                <w:spacing w:val="12"/>
-                <w:sz w:val="15"/>
-                <w:szCs w:val="15"/>
-              </w:rPr>
-              <w:t xml:space="preserve">CHECK YOURSELF</w:t>
+                <w:rFonts w:ascii="Arial" w:hAnsi="Arial" w:cs="Arial" w:eastAsia="Arial"/>
+                <w:color w:val="1A1A1A"/>
+                <w:sz w:val="20"/>
+                <w:szCs w:val="20"/>
+              </w:rPr>
+              <w:t xml:space="preserve">□</w:t>
+            </w:r>
+            <w:r>
+              <w:rPr>
+                <w:rFonts w:ascii="Avenir Next" w:hAnsi="Avenir Next" w:cs="Avenir Next" w:eastAsia="Avenir Next"/>
+                <w:color w:val="1A1A1A"/>
+                <w:sz w:val="17"/>
+                <w:szCs w:val="17"/>
+              </w:rPr>
+              <w:t xml:space="preserve">  I can do this on my own</w:t>
             </w:r>
           </w:p>
         </w:tc>
         <w:tc>
           <w:tcPr>
-            <w:tcW w:w="2300" w:type="dxa"/>
+            <w:tcW w:w="2200" w:type="dxa"/>
             <w:vAlign w:val="center"/>
           </w:tcPr>
           <w:p>
@@ -3723,8 +3774,8 @@
               <w:rPr>
                 <w:rFonts w:ascii="Arial" w:hAnsi="Arial" w:cs="Arial" w:eastAsia="Arial"/>
                 <w:color w:val="1A1A1A"/>
-                <w:sz w:val="24"/>
-                <w:szCs w:val="24"/>
+                <w:sz w:val="20"/>
+                <w:szCs w:val="20"/>
               </w:rPr>
               <w:t xml:space="preserve">□</w:t>
             </w:r>
@@ -3735,13 +3786,13 @@
                 <w:sz w:val="17"/>
                 <w:szCs w:val="17"/>
               </w:rPr>
-              <w:t xml:space="preserve">  I can do this on my own</w:t>
+              <w:t xml:space="preserve">  I need a little help</w:t>
             </w:r>
           </w:p>
         </w:tc>
         <w:tc>
           <w:tcPr>
-            <w:tcW w:w="2100" w:type="dxa"/>
+            <w:tcW w:w="3054" w:type="dxa"/>
             <w:vAlign w:val="center"/>
           </w:tcPr>
           <w:p>
@@ -3752,37 +3803,8 @@
               <w:rPr>
                 <w:rFonts w:ascii="Arial" w:hAnsi="Arial" w:cs="Arial" w:eastAsia="Arial"/>
                 <w:color w:val="1A1A1A"/>
-                <w:sz w:val="24"/>
-                <w:szCs w:val="24"/>
-              </w:rPr>
-              <w:t xml:space="preserve">□</w:t>
-            </w:r>
-            <w:r>
-              <w:rPr>
-                <w:rFonts w:ascii="Avenir Next" w:hAnsi="Avenir Next" w:cs="Avenir Next" w:eastAsia="Avenir Next"/>
-                <w:color w:val="1A1A1A"/>
-                <w:sz w:val="17"/>
-                <w:szCs w:val="17"/>
-              </w:rPr>
-              <w:t xml:space="preserve">  I need a little help</w:t>
-            </w:r>
-          </w:p>
-        </w:tc>
-        <w:tc>
-          <w:tcPr>
-            <w:tcW w:w="3104" w:type="dxa"/>
-            <w:vAlign w:val="center"/>
-          </w:tcPr>
-          <w:p>
-            <w:pPr>
-              <w:spacing w:before="0" w:after="0" w:line="240" w:lineRule="auto"/>
-            </w:pPr>
-            <w:r>
-              <w:rPr>
-                <w:rFonts w:ascii="Arial" w:hAnsi="Arial" w:cs="Arial" w:eastAsia="Arial"/>
-                <w:color w:val="1A1A1A"/>
-                <w:sz w:val="24"/>
-                <w:szCs w:val="24"/>
+                <w:sz w:val="20"/>
+                <w:szCs w:val="20"/>
               </w:rPr>
               <w:t xml:space="preserve">□</w:t>
             </w:r>
@@ -3817,7 +3839,7 @@
     <w:sectPr>
       <w:footerReference w:type="default" r:id="rIdFooter1"/>
       <w:pgSz w:w="12240" w:h="15840"/>
-      <w:pgMar w:top="893" w:right="1224" w:bottom="835" w:left="1512" w:header="432" w:footer="432" w:gutter="0"/>
+      <w:pgMar w:top="780" w:right="1224" w:bottom="760" w:left="1512" w:header="432" w:footer="432" w:gutter="0"/>
       <w:cols w:space="720"/>
     </w:sectPr>
   </w:body>
@@ -3897,7 +3919,106 @@
               <w:sz w:val="15"/>
               <w:szCs w:val="15"/>
             </w:rPr>
-            <w:t xml:space="preserve">Lesson 6-7  ·  Session 1  ·  Prerequisite Practice B</w:t>
+            <w:t xml:space="preserve">6-7 · Page </w:t>
+          </w:r>
+          <w:r>
+            <w:rPr>
+              <w:rFonts w:ascii="Avenir Next" w:hAnsi="Avenir Next" w:cs="Avenir Next" w:eastAsia="Avenir Next"/>
+              <w:color w:val="5A5F66"/>
+              <w:sz w:val="15"/>
+              <w:szCs w:val="15"/>
+            </w:rPr>
+            <w:fldChar w:fldCharType="begin"/>
+          </w:r>
+          <w:r>
+            <w:rPr>
+              <w:rFonts w:ascii="Avenir Next" w:hAnsi="Avenir Next" w:cs="Avenir Next" w:eastAsia="Avenir Next"/>
+              <w:color w:val="5A5F66"/>
+              <w:sz w:val="15"/>
+              <w:szCs w:val="15"/>
+            </w:rPr>
+            <w:instrText xml:space="preserve"> PAGE </w:instrText>
+          </w:r>
+          <w:r>
+            <w:rPr>
+              <w:rFonts w:ascii="Avenir Next" w:hAnsi="Avenir Next" w:cs="Avenir Next" w:eastAsia="Avenir Next"/>
+              <w:color w:val="5A5F66"/>
+              <w:sz w:val="15"/>
+              <w:szCs w:val="15"/>
+            </w:rPr>
+            <w:fldChar w:fldCharType="separate"/>
+          </w:r>
+          <w:r>
+            <w:rPr>
+              <w:rFonts w:ascii="Avenir Next" w:hAnsi="Avenir Next" w:cs="Avenir Next" w:eastAsia="Avenir Next"/>
+              <w:color w:val="5A5F66"/>
+              <w:sz w:val="15"/>
+              <w:szCs w:val="15"/>
+            </w:rPr>
+            <w:t xml:space="preserve">1</w:t>
+          </w:r>
+          <w:r>
+            <w:rPr>
+              <w:rFonts w:ascii="Avenir Next" w:hAnsi="Avenir Next" w:cs="Avenir Next" w:eastAsia="Avenir Next"/>
+              <w:color w:val="5A5F66"/>
+              <w:sz w:val="15"/>
+              <w:szCs w:val="15"/>
+            </w:rPr>
+            <w:fldChar w:fldCharType="end"/>
+          </w:r>
+          <w:r>
+            <w:rPr>
+              <w:rFonts w:ascii="Avenir Next" w:hAnsi="Avenir Next" w:cs="Avenir Next" w:eastAsia="Avenir Next"/>
+              <w:color w:val="5A5F66"/>
+              <w:sz w:val="15"/>
+              <w:szCs w:val="15"/>
+            </w:rPr>
+            <w:t xml:space="preserve"> of </w:t>
+          </w:r>
+          <w:r>
+            <w:rPr>
+              <w:rFonts w:ascii="Avenir Next" w:hAnsi="Avenir Next" w:cs="Avenir Next" w:eastAsia="Avenir Next"/>
+              <w:color w:val="5A5F66"/>
+              <w:sz w:val="15"/>
+              <w:szCs w:val="15"/>
+            </w:rPr>
+            <w:fldChar w:fldCharType="begin"/>
+          </w:r>
+          <w:r>
+            <w:rPr>
+              <w:rFonts w:ascii="Avenir Next" w:hAnsi="Avenir Next" w:cs="Avenir Next" w:eastAsia="Avenir Next"/>
+              <w:color w:val="5A5F66"/>
+              <w:sz w:val="15"/>
+              <w:szCs w:val="15"/>
+            </w:rPr>
+            <w:instrText xml:space="preserve"> NUMPAGES </w:instrText>
+          </w:r>
+          <w:r>
+            <w:rPr>
+              <w:rFonts w:ascii="Avenir Next" w:hAnsi="Avenir Next" w:cs="Avenir Next" w:eastAsia="Avenir Next"/>
+              <w:color w:val="5A5F66"/>
+              <w:sz w:val="15"/>
+              <w:szCs w:val="15"/>
+            </w:rPr>
+            <w:fldChar w:fldCharType="separate"/>
+          </w:r>
+          <w:r>
+            <w:rPr>
+              <w:rFonts w:ascii="Avenir Next" w:hAnsi="Avenir Next" w:cs="Avenir Next" w:eastAsia="Avenir Next"/>
+              <w:color w:val="5A5F66"/>
+              <w:sz w:val="15"/>
+              <w:szCs w:val="15"/>
+            </w:rPr>
+            <w:t xml:space="preserve">1</w:t>
+          </w:r>
+          <w:r>
+            <w:rPr>
+              <w:rFonts w:ascii="Avenir Next" w:hAnsi="Avenir Next" w:cs="Avenir Next" w:eastAsia="Avenir Next"/>
+              <w:color w:val="5A5F66"/>
+              <w:sz w:val="15"/>
+              <w:szCs w:val="15"/>
+            </w:rPr>
+            <w:fldChar w:fldCharType="end"/>
           </w:r>
         </w:p>
       </w:tc>
@@ -3940,5 +4061,23 @@
       </w:tblCellMar>
     </w:tblPr>
   </w:style>
+  <w:style w:type="paragraph" w:styleId="Heading1">
+    <w:name w:val="heading 1"/>
+    <w:basedOn w:val="Normal"/>
+    <w:pPr>
+      <w:outlineLvl w:val="0"/>
+      <w:keepNext w:val="0"/>
+      <w:keepLines w:val="0"/>
+    </w:pPr>
+  </w:style>
+  <w:style w:type="paragraph" w:styleId="Heading2">
+    <w:name w:val="heading 2"/>
+    <w:basedOn w:val="Normal"/>
+    <w:pPr>
+      <w:outlineLvl w:val="1"/>
+      <w:keepNext w:val="0"/>
+      <w:keepLines w:val="0"/>
+    </w:pPr>
+  </w:style>
 </w:styles>
 </file>